--- a/Ubuntu Online and Offline Update.docx
+++ b/Ubuntu Online and Offline Update.docx
@@ -141,179 +141,61 @@
           <w:sz w:val="24"/>
           <w:szCs w:val="24"/>
         </w:rPr>
-        <w:t xml:space="preserve">$ </w:t>
-      </w:r>
-      <w:proofErr w:type="spellStart"/>
-      <w:r>
-        <w:rPr>
-          <w:rFonts w:eastAsia="Consolas"/>
-          <w:sz w:val="24"/>
-          <w:szCs w:val="24"/>
-        </w:rPr>
-        <w:t>sudo</w:t>
-      </w:r>
-      <w:proofErr w:type="spellEnd"/>
-      <w:r>
-        <w:rPr>
-          <w:rFonts w:eastAsia="Consolas"/>
-          <w:sz w:val="24"/>
-          <w:szCs w:val="24"/>
-        </w:rPr>
-        <w:t xml:space="preserve"> </w:t>
-      </w:r>
-      <w:proofErr w:type="spellStart"/>
-      <w:r>
-        <w:rPr>
-          <w:rFonts w:eastAsia="Consolas"/>
-          <w:sz w:val="24"/>
-          <w:szCs w:val="24"/>
-        </w:rPr>
-        <w:t>systemctl</w:t>
-      </w:r>
-      <w:proofErr w:type="spellEnd"/>
-      <w:r>
-        <w:rPr>
-          <w:rFonts w:eastAsia="Consolas"/>
-          <w:sz w:val="24"/>
-          <w:szCs w:val="24"/>
-        </w:rPr>
-        <w:t xml:space="preserve"> set-default multi-</w:t>
-      </w:r>
-      <w:proofErr w:type="spellStart"/>
-      <w:r>
-        <w:rPr>
-          <w:rFonts w:eastAsia="Consolas"/>
-          <w:sz w:val="24"/>
-          <w:szCs w:val="24"/>
-        </w:rPr>
-        <w:t>user.target</w:t>
-      </w:r>
-      <w:proofErr w:type="spellEnd"/>
-    </w:p>
-    <w:p>
-      <w:pPr>
-        <w:spacing w:after="60"/>
-        <w:ind w:left="720"/>
-        <w:rPr>
-          <w:sz w:val="24"/>
-          <w:szCs w:val="24"/>
-        </w:rPr>
-      </w:pPr>
-      <w:r>
-        <w:rPr>
-          <w:rFonts w:eastAsia="Consolas"/>
-          <w:sz w:val="24"/>
-          <w:szCs w:val="24"/>
-        </w:rPr>
-        <w:t xml:space="preserve">$ </w:t>
-      </w:r>
-      <w:proofErr w:type="spellStart"/>
-      <w:r>
-        <w:rPr>
-          <w:rFonts w:eastAsia="Consolas"/>
-          <w:sz w:val="24"/>
-          <w:szCs w:val="24"/>
-        </w:rPr>
-        <w:t>sudo</w:t>
-      </w:r>
-      <w:proofErr w:type="spellEnd"/>
-      <w:r>
-        <w:rPr>
-          <w:rFonts w:eastAsia="Consolas"/>
-          <w:sz w:val="24"/>
-          <w:szCs w:val="24"/>
-        </w:rPr>
-        <w:t xml:space="preserve"> apt purge -y ubuntu-desktop gnome-shell gdm3</w:t>
-      </w:r>
-    </w:p>
-    <w:p>
-      <w:pPr>
-        <w:spacing w:after="60"/>
-        <w:ind w:left="720"/>
-        <w:rPr>
-          <w:sz w:val="24"/>
-          <w:szCs w:val="24"/>
-        </w:rPr>
-      </w:pPr>
-      <w:r>
-        <w:rPr>
-          <w:rFonts w:eastAsia="Consolas"/>
-          <w:sz w:val="24"/>
-          <w:szCs w:val="24"/>
-        </w:rPr>
-        <w:t xml:space="preserve">$ </w:t>
-      </w:r>
-      <w:proofErr w:type="spellStart"/>
-      <w:r>
-        <w:rPr>
-          <w:rFonts w:eastAsia="Consolas"/>
-          <w:sz w:val="24"/>
-          <w:szCs w:val="24"/>
-        </w:rPr>
-        <w:t>sudo</w:t>
-      </w:r>
-      <w:proofErr w:type="spellEnd"/>
-      <w:r>
-        <w:rPr>
-          <w:rFonts w:eastAsia="Consolas"/>
-          <w:sz w:val="24"/>
-          <w:szCs w:val="24"/>
-        </w:rPr>
-        <w:t xml:space="preserve"> apt </w:t>
-      </w:r>
-      <w:proofErr w:type="spellStart"/>
-      <w:r>
-        <w:rPr>
-          <w:rFonts w:eastAsia="Consolas"/>
-          <w:sz w:val="24"/>
-          <w:szCs w:val="24"/>
-        </w:rPr>
-        <w:t>autoremove</w:t>
-      </w:r>
-      <w:proofErr w:type="spellEnd"/>
-      <w:r>
-        <w:rPr>
-          <w:rFonts w:eastAsia="Consolas"/>
-          <w:sz w:val="24"/>
-          <w:szCs w:val="24"/>
-        </w:rPr>
-        <w:t xml:space="preserve"> --purge -y</w:t>
-      </w:r>
-    </w:p>
-    <w:p>
-      <w:pPr>
-        <w:spacing w:after="60"/>
-        <w:ind w:left="720"/>
-        <w:rPr>
-          <w:sz w:val="24"/>
-          <w:szCs w:val="24"/>
-        </w:rPr>
-      </w:pPr>
-      <w:r>
-        <w:rPr>
-          <w:rFonts w:eastAsia="Consolas"/>
-          <w:sz w:val="24"/>
-          <w:szCs w:val="24"/>
-        </w:rPr>
-        <w:t xml:space="preserve">$ </w:t>
-      </w:r>
-      <w:proofErr w:type="spellStart"/>
-      <w:r>
-        <w:rPr>
-          <w:rFonts w:eastAsia="Consolas"/>
-          <w:sz w:val="24"/>
-          <w:szCs w:val="24"/>
-        </w:rPr>
-        <w:t>sudo</w:t>
-      </w:r>
-      <w:proofErr w:type="spellEnd"/>
-      <w:r>
-        <w:rPr>
-          <w:rFonts w:eastAsia="Consolas"/>
-          <w:sz w:val="24"/>
-          <w:szCs w:val="24"/>
-        </w:rPr>
-        <w:t xml:space="preserve"> reboot</w:t>
+        <w:t>$ sudo systemctl set-default multi-user.target</w:t>
+      </w:r>
+    </w:p>
+    <w:p>
+      <w:pPr>
+        <w:spacing w:after="60"/>
+        <w:ind w:left="720"/>
+        <w:rPr>
+          <w:sz w:val="24"/>
+          <w:szCs w:val="24"/>
+        </w:rPr>
+      </w:pPr>
+      <w:r>
+        <w:rPr>
+          <w:rFonts w:eastAsia="Consolas"/>
+          <w:sz w:val="24"/>
+          <w:szCs w:val="24"/>
+        </w:rPr>
+        <w:t>$ sudo apt purge -y ubuntu-desktop gnome-shell gdm3</w:t>
+      </w:r>
+    </w:p>
+    <w:p>
+      <w:pPr>
+        <w:spacing w:after="60"/>
+        <w:ind w:left="720"/>
+        <w:rPr>
+          <w:sz w:val="24"/>
+          <w:szCs w:val="24"/>
+        </w:rPr>
+      </w:pPr>
+      <w:r>
+        <w:rPr>
+          <w:rFonts w:eastAsia="Consolas"/>
+          <w:sz w:val="24"/>
+          <w:szCs w:val="24"/>
+        </w:rPr>
+        <w:t>$ sudo apt autoremove --purge -y</w:t>
+      </w:r>
+    </w:p>
+    <w:p>
+      <w:pPr>
+        <w:spacing w:after="60"/>
+        <w:ind w:left="720"/>
+        <w:rPr>
+          <w:sz w:val="24"/>
+          <w:szCs w:val="24"/>
+        </w:rPr>
+      </w:pPr>
+      <w:r>
+        <w:rPr>
+          <w:rFonts w:eastAsia="Consolas"/>
+          <w:sz w:val="24"/>
+          <w:szCs w:val="24"/>
+        </w:rPr>
+        <w:t>$ sudo reboot</w:t>
       </w:r>
     </w:p>
     <w:p>
@@ -459,18 +341,8 @@
           <w:sz w:val="24"/>
           <w:szCs w:val="24"/>
         </w:rPr>
-        <w:t xml:space="preserve">$ </w:t>
-      </w:r>
-      <w:proofErr w:type="spellStart"/>
-      <w:r>
-        <w:rPr>
-          <w:rFonts w:eastAsia="Consolas"/>
-          <w:sz w:val="24"/>
-          <w:szCs w:val="24"/>
-        </w:rPr>
-        <w:t>lsblk</w:t>
-      </w:r>
-      <w:proofErr w:type="spellEnd"/>
+        <w:t>$ lsblk</w:t>
+      </w:r>
     </w:p>
     <w:p>
       <w:pPr>
@@ -504,443 +376,133 @@
           <w:sz w:val="24"/>
           <w:szCs w:val="24"/>
         </w:rPr>
-        <w:t xml:space="preserve"> use parted, </w:t>
-      </w:r>
-      <w:proofErr w:type="spellStart"/>
-      <w:r>
-        <w:rPr>
-          <w:sz w:val="24"/>
-          <w:szCs w:val="24"/>
-        </w:rPr>
-        <w:t>mkfs</w:t>
-      </w:r>
-      <w:proofErr w:type="spellEnd"/>
-      <w:r>
-        <w:rPr>
-          <w:sz w:val="24"/>
-          <w:szCs w:val="24"/>
-        </w:rPr>
-        <w:t xml:space="preserve">, and </w:t>
-      </w:r>
-      <w:proofErr w:type="spellStart"/>
-      <w:r>
-        <w:rPr>
-          <w:sz w:val="24"/>
-          <w:szCs w:val="24"/>
-        </w:rPr>
-        <w:t>blkid</w:t>
-      </w:r>
-      <w:proofErr w:type="spellEnd"/>
-      <w:r>
-        <w:rPr>
-          <w:sz w:val="24"/>
-          <w:szCs w:val="24"/>
-        </w:rPr>
-        <w:t xml:space="preserve"> to get the UUID, then use that UUID to create the entry in </w:t>
-      </w:r>
-      <w:proofErr w:type="spellStart"/>
-      <w:r>
-        <w:rPr>
-          <w:sz w:val="24"/>
-          <w:szCs w:val="24"/>
-        </w:rPr>
-        <w:t>fstab</w:t>
-      </w:r>
-      <w:proofErr w:type="spellEnd"/>
-      <w:r>
-        <w:rPr>
-          <w:sz w:val="24"/>
-          <w:szCs w:val="24"/>
-        </w:rPr>
-        <w:t>.</w:t>
-      </w:r>
-    </w:p>
-    <w:p>
-      <w:pPr>
-        <w:spacing w:after="60"/>
-        <w:ind w:left="720"/>
-        <w:rPr>
-          <w:sz w:val="24"/>
-          <w:szCs w:val="24"/>
-        </w:rPr>
-      </w:pPr>
-      <w:r>
-        <w:rPr>
-          <w:rFonts w:eastAsia="Consolas"/>
-          <w:sz w:val="24"/>
-          <w:szCs w:val="24"/>
-        </w:rPr>
-        <w:t xml:space="preserve">$ </w:t>
-      </w:r>
-      <w:proofErr w:type="spellStart"/>
-      <w:r>
-        <w:rPr>
-          <w:rFonts w:eastAsia="Consolas"/>
-          <w:sz w:val="24"/>
-          <w:szCs w:val="24"/>
-        </w:rPr>
-        <w:t>sudo</w:t>
-      </w:r>
-      <w:proofErr w:type="spellEnd"/>
-      <w:r>
-        <w:rPr>
-          <w:rFonts w:eastAsia="Consolas"/>
-          <w:sz w:val="24"/>
-          <w:szCs w:val="24"/>
-        </w:rPr>
-        <w:t xml:space="preserve"> parted /dev/</w:t>
-      </w:r>
-      <w:proofErr w:type="spellStart"/>
-      <w:r>
-        <w:rPr>
-          <w:rFonts w:eastAsia="Consolas"/>
-          <w:sz w:val="24"/>
-          <w:szCs w:val="24"/>
-        </w:rPr>
-        <w:t>sdb</w:t>
-      </w:r>
-      <w:proofErr w:type="spellEnd"/>
-      <w:r>
-        <w:rPr>
-          <w:rFonts w:eastAsia="Consolas"/>
-          <w:sz w:val="24"/>
-          <w:szCs w:val="24"/>
-        </w:rPr>
-        <w:t xml:space="preserve"> --script </w:t>
-      </w:r>
-      <w:proofErr w:type="spellStart"/>
-      <w:r>
-        <w:rPr>
-          <w:rFonts w:eastAsia="Consolas"/>
-          <w:sz w:val="24"/>
-          <w:szCs w:val="24"/>
-        </w:rPr>
-        <w:t>mklabel</w:t>
-      </w:r>
-      <w:proofErr w:type="spellEnd"/>
-      <w:r>
-        <w:rPr>
-          <w:rFonts w:eastAsia="Consolas"/>
-          <w:sz w:val="24"/>
-          <w:szCs w:val="24"/>
-        </w:rPr>
-        <w:t xml:space="preserve"> </w:t>
-      </w:r>
-      <w:proofErr w:type="spellStart"/>
-      <w:r>
-        <w:rPr>
-          <w:rFonts w:eastAsia="Consolas"/>
-          <w:sz w:val="24"/>
-          <w:szCs w:val="24"/>
-        </w:rPr>
-        <w:t>gpt</w:t>
-      </w:r>
-      <w:proofErr w:type="spellEnd"/>
-      <w:r>
-        <w:rPr>
-          <w:rFonts w:eastAsia="Consolas"/>
-          <w:sz w:val="24"/>
-          <w:szCs w:val="24"/>
-        </w:rPr>
-        <w:t xml:space="preserve"> </w:t>
-      </w:r>
-      <w:proofErr w:type="spellStart"/>
-      <w:r>
-        <w:rPr>
-          <w:rFonts w:eastAsia="Consolas"/>
-          <w:sz w:val="24"/>
-          <w:szCs w:val="24"/>
-        </w:rPr>
-        <w:t>mkpart</w:t>
-      </w:r>
-      <w:proofErr w:type="spellEnd"/>
-      <w:r>
-        <w:rPr>
-          <w:rFonts w:eastAsia="Consolas"/>
-          <w:sz w:val="24"/>
-          <w:szCs w:val="24"/>
-        </w:rPr>
-        <w:t xml:space="preserve"> primary ext4 0% 100%</w:t>
-      </w:r>
-    </w:p>
-    <w:p>
-      <w:pPr>
-        <w:spacing w:after="60"/>
-        <w:ind w:left="720"/>
-        <w:rPr>
-          <w:sz w:val="24"/>
-          <w:szCs w:val="24"/>
-        </w:rPr>
-      </w:pPr>
-      <w:r>
-        <w:rPr>
-          <w:rFonts w:eastAsia="Consolas"/>
-          <w:sz w:val="24"/>
-          <w:szCs w:val="24"/>
-        </w:rPr>
-        <w:t xml:space="preserve">$ </w:t>
-      </w:r>
-      <w:proofErr w:type="spellStart"/>
-      <w:r>
-        <w:rPr>
-          <w:rFonts w:eastAsia="Consolas"/>
-          <w:sz w:val="24"/>
-          <w:szCs w:val="24"/>
-        </w:rPr>
-        <w:t>sudo</w:t>
-      </w:r>
-      <w:proofErr w:type="spellEnd"/>
-      <w:r>
-        <w:rPr>
-          <w:rFonts w:eastAsia="Consolas"/>
-          <w:sz w:val="24"/>
-          <w:szCs w:val="24"/>
-        </w:rPr>
-        <w:t xml:space="preserve"> mkfs.ext4 /dev/sdb1</w:t>
-      </w:r>
-    </w:p>
-    <w:p>
-      <w:pPr>
-        <w:spacing w:after="60"/>
-        <w:ind w:left="720"/>
-        <w:rPr>
-          <w:sz w:val="24"/>
-          <w:szCs w:val="24"/>
-        </w:rPr>
-      </w:pPr>
-      <w:r>
-        <w:rPr>
-          <w:rFonts w:eastAsia="Consolas"/>
-          <w:sz w:val="24"/>
-          <w:szCs w:val="24"/>
-        </w:rPr>
-        <w:t xml:space="preserve">$ </w:t>
-      </w:r>
-      <w:proofErr w:type="spellStart"/>
-      <w:r>
-        <w:rPr>
-          <w:rFonts w:eastAsia="Consolas"/>
-          <w:sz w:val="24"/>
-          <w:szCs w:val="24"/>
-        </w:rPr>
-        <w:t>sudo</w:t>
-      </w:r>
-      <w:proofErr w:type="spellEnd"/>
-      <w:r>
-        <w:rPr>
-          <w:rFonts w:eastAsia="Consolas"/>
-          <w:sz w:val="24"/>
-          <w:szCs w:val="24"/>
-        </w:rPr>
-        <w:t xml:space="preserve"> </w:t>
-      </w:r>
-      <w:proofErr w:type="spellStart"/>
-      <w:r>
-        <w:rPr>
-          <w:rFonts w:eastAsia="Consolas"/>
-          <w:sz w:val="24"/>
-          <w:szCs w:val="24"/>
-        </w:rPr>
-        <w:t>blkid</w:t>
-      </w:r>
-      <w:proofErr w:type="spellEnd"/>
-      <w:r>
-        <w:rPr>
-          <w:rFonts w:eastAsia="Consolas"/>
-          <w:sz w:val="24"/>
-          <w:szCs w:val="24"/>
-        </w:rPr>
-        <w:t xml:space="preserve"> /dev/sdb1</w:t>
-      </w:r>
-    </w:p>
-    <w:p>
-      <w:pPr>
-        <w:spacing w:after="60"/>
-        <w:ind w:left="720"/>
-        <w:rPr>
-          <w:sz w:val="24"/>
-          <w:szCs w:val="24"/>
-        </w:rPr>
-      </w:pPr>
-      <w:r>
-        <w:rPr>
-          <w:rFonts w:eastAsia="Consolas"/>
-          <w:sz w:val="24"/>
-          <w:szCs w:val="24"/>
-        </w:rPr>
-        <w:t xml:space="preserve">$ </w:t>
-      </w:r>
-      <w:proofErr w:type="spellStart"/>
-      <w:r>
-        <w:rPr>
-          <w:rFonts w:eastAsia="Consolas"/>
-          <w:sz w:val="24"/>
-          <w:szCs w:val="24"/>
-        </w:rPr>
-        <w:t>sudo</w:t>
-      </w:r>
-      <w:proofErr w:type="spellEnd"/>
-      <w:r>
-        <w:rPr>
-          <w:rFonts w:eastAsia="Consolas"/>
-          <w:sz w:val="24"/>
-          <w:szCs w:val="24"/>
-        </w:rPr>
-        <w:t xml:space="preserve"> </w:t>
-      </w:r>
-      <w:proofErr w:type="spellStart"/>
-      <w:r>
-        <w:rPr>
-          <w:rFonts w:eastAsia="Consolas"/>
-          <w:sz w:val="24"/>
-          <w:szCs w:val="24"/>
-        </w:rPr>
-        <w:t>mkdir</w:t>
-      </w:r>
-      <w:proofErr w:type="spellEnd"/>
-      <w:r>
-        <w:rPr>
-          <w:rFonts w:eastAsia="Consolas"/>
-          <w:sz w:val="24"/>
-          <w:szCs w:val="24"/>
-        </w:rPr>
-        <w:t xml:space="preserve"> -p /App/data</w:t>
-      </w:r>
-    </w:p>
-    <w:p>
-      <w:pPr>
-        <w:spacing w:after="60"/>
-        <w:ind w:left="720"/>
-        <w:rPr>
-          <w:sz w:val="24"/>
-          <w:szCs w:val="24"/>
-        </w:rPr>
-      </w:pPr>
-      <w:r>
-        <w:rPr>
-          <w:rFonts w:eastAsia="Consolas"/>
-          <w:sz w:val="24"/>
-          <w:szCs w:val="24"/>
-        </w:rPr>
-        <w:t xml:space="preserve">$ echo 'UUID=&lt;PASTE_UUID_HERE&gt;  /App/data  ext4  defaults  0  2' | </w:t>
-      </w:r>
-      <w:proofErr w:type="spellStart"/>
-      <w:r>
-        <w:rPr>
-          <w:rFonts w:eastAsia="Consolas"/>
-          <w:sz w:val="24"/>
-          <w:szCs w:val="24"/>
-        </w:rPr>
-        <w:t>sudo</w:t>
-      </w:r>
-      <w:proofErr w:type="spellEnd"/>
-      <w:r>
-        <w:rPr>
-          <w:rFonts w:eastAsia="Consolas"/>
-          <w:sz w:val="24"/>
-          <w:szCs w:val="24"/>
-        </w:rPr>
-        <w:t xml:space="preserve"> tee -a /etc/</w:t>
-      </w:r>
-      <w:proofErr w:type="spellStart"/>
-      <w:r>
-        <w:rPr>
-          <w:rFonts w:eastAsia="Consolas"/>
-          <w:sz w:val="24"/>
-          <w:szCs w:val="24"/>
-        </w:rPr>
-        <w:t>fstab</w:t>
-      </w:r>
-      <w:proofErr w:type="spellEnd"/>
-    </w:p>
-    <w:p>
-      <w:pPr>
-        <w:spacing w:after="60"/>
-        <w:ind w:left="720"/>
-        <w:rPr>
-          <w:sz w:val="24"/>
-          <w:szCs w:val="24"/>
-        </w:rPr>
-      </w:pPr>
-      <w:r>
-        <w:rPr>
-          <w:rFonts w:eastAsia="Consolas"/>
-          <w:sz w:val="24"/>
-          <w:szCs w:val="24"/>
-        </w:rPr>
-        <w:t xml:space="preserve">$ </w:t>
-      </w:r>
-      <w:proofErr w:type="spellStart"/>
-      <w:r>
-        <w:rPr>
-          <w:rFonts w:eastAsia="Consolas"/>
-          <w:sz w:val="24"/>
-          <w:szCs w:val="24"/>
-        </w:rPr>
-        <w:t>sudo</w:t>
-      </w:r>
-      <w:proofErr w:type="spellEnd"/>
-      <w:r>
-        <w:rPr>
-          <w:rFonts w:eastAsia="Consolas"/>
-          <w:sz w:val="24"/>
-          <w:szCs w:val="24"/>
-        </w:rPr>
-        <w:t xml:space="preserve"> mount -a</w:t>
-      </w:r>
-    </w:p>
-    <w:p>
-      <w:pPr>
-        <w:spacing w:after="60"/>
-        <w:ind w:left="720"/>
-        <w:rPr>
-          <w:sz w:val="24"/>
-          <w:szCs w:val="24"/>
-        </w:rPr>
-      </w:pPr>
-      <w:r>
-        <w:rPr>
-          <w:rFonts w:eastAsia="Consolas"/>
-          <w:sz w:val="24"/>
-          <w:szCs w:val="24"/>
-        </w:rPr>
-        <w:t xml:space="preserve">$ </w:t>
-      </w:r>
-      <w:proofErr w:type="spellStart"/>
-      <w:r>
-        <w:rPr>
-          <w:rFonts w:eastAsia="Consolas"/>
-          <w:sz w:val="24"/>
-          <w:szCs w:val="24"/>
-        </w:rPr>
-        <w:t>df</w:t>
-      </w:r>
-      <w:proofErr w:type="spellEnd"/>
-      <w:r>
-        <w:rPr>
-          <w:rFonts w:eastAsia="Consolas"/>
-          <w:sz w:val="24"/>
-          <w:szCs w:val="24"/>
-        </w:rPr>
-        <w:t xml:space="preserve"> -</w:t>
-      </w:r>
-      <w:proofErr w:type="spellStart"/>
-      <w:r>
-        <w:rPr>
-          <w:rFonts w:eastAsia="Consolas"/>
-          <w:sz w:val="24"/>
-          <w:szCs w:val="24"/>
-        </w:rPr>
-        <w:t>hT</w:t>
-      </w:r>
-      <w:proofErr w:type="spellEnd"/>
-      <w:r>
-        <w:rPr>
-          <w:rFonts w:eastAsia="Consolas"/>
-          <w:sz w:val="24"/>
-          <w:szCs w:val="24"/>
-        </w:rPr>
-        <w:t xml:space="preserve"> /App/data</w:t>
+        <w:t xml:space="preserve"> use parted, mkfs, and blkid to get the UUID, then use that UUID to create the entry in fstab.</w:t>
+      </w:r>
+    </w:p>
+    <w:p>
+      <w:pPr>
+        <w:spacing w:after="60"/>
+        <w:ind w:left="720"/>
+        <w:rPr>
+          <w:sz w:val="24"/>
+          <w:szCs w:val="24"/>
+        </w:rPr>
+      </w:pPr>
+      <w:r>
+        <w:rPr>
+          <w:rFonts w:eastAsia="Consolas"/>
+          <w:sz w:val="24"/>
+          <w:szCs w:val="24"/>
+        </w:rPr>
+        <w:t>$ sudo parted /dev/sdb --script mklabel gpt mkpart primary ext4 0% 100%</w:t>
+      </w:r>
+    </w:p>
+    <w:p>
+      <w:pPr>
+        <w:spacing w:after="60"/>
+        <w:ind w:left="720"/>
+        <w:rPr>
+          <w:sz w:val="24"/>
+          <w:szCs w:val="24"/>
+        </w:rPr>
+      </w:pPr>
+      <w:r>
+        <w:rPr>
+          <w:rFonts w:eastAsia="Consolas"/>
+          <w:sz w:val="24"/>
+          <w:szCs w:val="24"/>
+        </w:rPr>
+        <w:t>$ sudo mkfs.ext4 /dev/sdb1</w:t>
+      </w:r>
+    </w:p>
+    <w:p>
+      <w:pPr>
+        <w:spacing w:after="60"/>
+        <w:ind w:left="720"/>
+        <w:rPr>
+          <w:sz w:val="24"/>
+          <w:szCs w:val="24"/>
+        </w:rPr>
+      </w:pPr>
+      <w:r>
+        <w:rPr>
+          <w:rFonts w:eastAsia="Consolas"/>
+          <w:sz w:val="24"/>
+          <w:szCs w:val="24"/>
+        </w:rPr>
+        <w:t>$ sudo blkid /dev/sdb1</w:t>
+      </w:r>
+    </w:p>
+    <w:p>
+      <w:pPr>
+        <w:spacing w:after="60"/>
+        <w:ind w:left="720"/>
+        <w:rPr>
+          <w:sz w:val="24"/>
+          <w:szCs w:val="24"/>
+        </w:rPr>
+      </w:pPr>
+      <w:r>
+        <w:rPr>
+          <w:rFonts w:eastAsia="Consolas"/>
+          <w:sz w:val="24"/>
+          <w:szCs w:val="24"/>
+        </w:rPr>
+        <w:t>$ sudo mkdir -p /App/data</w:t>
+      </w:r>
+    </w:p>
+    <w:p>
+      <w:pPr>
+        <w:spacing w:after="60"/>
+        <w:ind w:left="720"/>
+        <w:rPr>
+          <w:sz w:val="24"/>
+          <w:szCs w:val="24"/>
+        </w:rPr>
+      </w:pPr>
+      <w:r>
+        <w:rPr>
+          <w:rFonts w:eastAsia="Consolas"/>
+          <w:sz w:val="24"/>
+          <w:szCs w:val="24"/>
+        </w:rPr>
+        <w:t>$ echo 'UUID=&lt;PASTE_UUID_HERE&gt;  /App/data  ext4  defaults  0  2' | sudo tee -a /etc/fstab</w:t>
+      </w:r>
+    </w:p>
+    <w:p>
+      <w:pPr>
+        <w:spacing w:after="60"/>
+        <w:ind w:left="720"/>
+        <w:rPr>
+          <w:sz w:val="24"/>
+          <w:szCs w:val="24"/>
+        </w:rPr>
+      </w:pPr>
+      <w:r>
+        <w:rPr>
+          <w:rFonts w:eastAsia="Consolas"/>
+          <w:sz w:val="24"/>
+          <w:szCs w:val="24"/>
+        </w:rPr>
+        <w:t>$ sudo mount -a</w:t>
+      </w:r>
+    </w:p>
+    <w:p>
+      <w:pPr>
+        <w:spacing w:after="60"/>
+        <w:ind w:left="720"/>
+        <w:rPr>
+          <w:sz w:val="24"/>
+          <w:szCs w:val="24"/>
+        </w:rPr>
+      </w:pPr>
+      <w:r>
+        <w:rPr>
+          <w:rFonts w:eastAsia="Consolas"/>
+          <w:sz w:val="24"/>
+          <w:szCs w:val="24"/>
+        </w:rPr>
+        <w:t>$ df -hT /App/data</w:t>
       </w:r>
     </w:p>
     <w:p>
@@ -961,112 +523,24 @@
           <w:sz w:val="24"/>
           <w:szCs w:val="24"/>
         </w:rPr>
-        <w:t xml:space="preserve">Important: back up the </w:t>
-      </w:r>
-      <w:proofErr w:type="spellStart"/>
-      <w:r>
-        <w:rPr>
-          <w:sz w:val="24"/>
-          <w:szCs w:val="24"/>
-        </w:rPr>
-        <w:t>fstab</w:t>
-      </w:r>
-      <w:proofErr w:type="spellEnd"/>
-      <w:r>
-        <w:rPr>
-          <w:sz w:val="24"/>
-          <w:szCs w:val="24"/>
-        </w:rPr>
-        <w:t xml:space="preserve"> config before creating the new entry.</w:t>
-      </w:r>
-    </w:p>
-    <w:p>
-      <w:pPr>
-        <w:spacing w:after="60"/>
-        <w:rPr>
-          <w:sz w:val="24"/>
-          <w:szCs w:val="24"/>
-        </w:rPr>
-      </w:pPr>
-      <w:r>
-        <w:rPr>
-          <w:rFonts w:eastAsia="Consolas"/>
-          <w:sz w:val="24"/>
-          <w:szCs w:val="24"/>
-        </w:rPr>
-        <w:t xml:space="preserve">$ </w:t>
-      </w:r>
-      <w:proofErr w:type="spellStart"/>
-      <w:r>
-        <w:rPr>
-          <w:rFonts w:eastAsia="Consolas"/>
-          <w:sz w:val="24"/>
-          <w:szCs w:val="24"/>
-        </w:rPr>
-        <w:t>sudo</w:t>
-      </w:r>
-      <w:proofErr w:type="spellEnd"/>
-      <w:r>
-        <w:rPr>
-          <w:rFonts w:eastAsia="Consolas"/>
-          <w:sz w:val="24"/>
-          <w:szCs w:val="24"/>
-        </w:rPr>
-        <w:t xml:space="preserve"> cp -a /etc/</w:t>
-      </w:r>
-      <w:proofErr w:type="spellStart"/>
-      <w:r>
-        <w:rPr>
-          <w:rFonts w:eastAsia="Consolas"/>
-          <w:sz w:val="24"/>
-          <w:szCs w:val="24"/>
-        </w:rPr>
-        <w:t>fstab</w:t>
-      </w:r>
-      <w:proofErr w:type="spellEnd"/>
-      <w:r>
-        <w:rPr>
-          <w:rFonts w:eastAsia="Consolas"/>
-          <w:sz w:val="24"/>
-          <w:szCs w:val="24"/>
-        </w:rPr>
-        <w:t xml:space="preserve"> /var/</w:t>
-      </w:r>
-      <w:proofErr w:type="spellStart"/>
-      <w:r>
-        <w:rPr>
-          <w:rFonts w:eastAsia="Consolas"/>
-          <w:sz w:val="24"/>
-          <w:szCs w:val="24"/>
-        </w:rPr>
-        <w:t>tmp</w:t>
-      </w:r>
-      <w:proofErr w:type="spellEnd"/>
-      <w:r>
-        <w:rPr>
-          <w:rFonts w:eastAsia="Consolas"/>
-          <w:sz w:val="24"/>
-          <w:szCs w:val="24"/>
-        </w:rPr>
-        <w:t>/</w:t>
-      </w:r>
-      <w:proofErr w:type="spellStart"/>
-      <w:r>
-        <w:rPr>
-          <w:rFonts w:eastAsia="Consolas"/>
-          <w:sz w:val="24"/>
-          <w:szCs w:val="24"/>
-        </w:rPr>
-        <w:t>fstab</w:t>
-      </w:r>
-      <w:proofErr w:type="spellEnd"/>
-      <w:r>
-        <w:rPr>
-          <w:rFonts w:eastAsia="Consolas"/>
-          <w:sz w:val="24"/>
-          <w:szCs w:val="24"/>
-        </w:rPr>
-        <w:t>.$(hostname).$(date +%F-%H%M)</w:t>
+        <w:t>Important: back up the fstab config before creating the new entry.</w:t>
+      </w:r>
+    </w:p>
+    <w:p>
+      <w:pPr>
+        <w:spacing w:after="60"/>
+        <w:rPr>
+          <w:sz w:val="24"/>
+          <w:szCs w:val="24"/>
+        </w:rPr>
+      </w:pPr>
+      <w:r>
+        <w:rPr>
+          <w:rFonts w:eastAsia="Consolas"/>
+          <w:sz w:val="24"/>
+          <w:szCs w:val="24"/>
+        </w:rPr>
+        <w:t>$ sudo cp -a /etc/fstab /var/tmp/fstab.$(hostname).$(date +%F-%H%M)</w:t>
       </w:r>
     </w:p>
     <w:p>
@@ -1119,25 +593,7 @@
           <w:sz w:val="24"/>
           <w:szCs w:val="24"/>
         </w:rPr>
-        <w:t xml:space="preserve">$ echo "created-before-upgrade $(date)" | </w:t>
-      </w:r>
-      <w:proofErr w:type="spellStart"/>
-      <w:r>
-        <w:rPr>
-          <w:rFonts w:eastAsia="Consolas"/>
-          <w:sz w:val="24"/>
-          <w:szCs w:val="24"/>
-        </w:rPr>
-        <w:t>sudo</w:t>
-      </w:r>
-      <w:proofErr w:type="spellEnd"/>
-      <w:r>
-        <w:rPr>
-          <w:rFonts w:eastAsia="Consolas"/>
-          <w:sz w:val="24"/>
-          <w:szCs w:val="24"/>
-        </w:rPr>
-        <w:t xml:space="preserve"> tee /App/data/marker.txt</w:t>
+        <w:t>$ echo "created-before-upgrade $(date)" | sudo tee /App/data/marker.txt</w:t>
       </w:r>
     </w:p>
     <w:p>
@@ -1238,223 +694,79 @@
           <w:sz w:val="24"/>
           <w:szCs w:val="24"/>
         </w:rPr>
-        <w:t xml:space="preserve">$ </w:t>
-      </w:r>
-      <w:proofErr w:type="spellStart"/>
-      <w:r>
-        <w:rPr>
-          <w:rFonts w:eastAsia="Consolas"/>
-          <w:sz w:val="24"/>
-          <w:szCs w:val="24"/>
-        </w:rPr>
-        <w:t>sudo</w:t>
-      </w:r>
-      <w:proofErr w:type="spellEnd"/>
-      <w:r>
-        <w:rPr>
-          <w:rFonts w:eastAsia="Consolas"/>
-          <w:sz w:val="24"/>
-          <w:szCs w:val="24"/>
-        </w:rPr>
-        <w:t xml:space="preserve"> </w:t>
-      </w:r>
-      <w:proofErr w:type="spellStart"/>
-      <w:r>
-        <w:rPr>
-          <w:rFonts w:eastAsia="Consolas"/>
-          <w:sz w:val="24"/>
-          <w:szCs w:val="24"/>
-        </w:rPr>
-        <w:t>mkdir</w:t>
-      </w:r>
-      <w:proofErr w:type="spellEnd"/>
-      <w:r>
-        <w:rPr>
-          <w:rFonts w:eastAsia="Consolas"/>
-          <w:sz w:val="24"/>
-          <w:szCs w:val="24"/>
-        </w:rPr>
-        <w:t xml:space="preserve"> -p /var/</w:t>
-      </w:r>
-      <w:proofErr w:type="spellStart"/>
-      <w:r>
-        <w:rPr>
-          <w:rFonts w:eastAsia="Consolas"/>
-          <w:sz w:val="24"/>
-          <w:szCs w:val="24"/>
-        </w:rPr>
-        <w:t>tmp</w:t>
-      </w:r>
-      <w:proofErr w:type="spellEnd"/>
-      <w:r>
-        <w:rPr>
-          <w:rFonts w:eastAsia="Consolas"/>
-          <w:sz w:val="24"/>
-          <w:szCs w:val="24"/>
-        </w:rPr>
-        <w:t>/ubuntu-upgrade-evidence &amp;&amp; cd /var/</w:t>
-      </w:r>
-      <w:proofErr w:type="spellStart"/>
-      <w:r>
-        <w:rPr>
-          <w:rFonts w:eastAsia="Consolas"/>
-          <w:sz w:val="24"/>
-          <w:szCs w:val="24"/>
-        </w:rPr>
-        <w:t>tmp</w:t>
-      </w:r>
-      <w:proofErr w:type="spellEnd"/>
-      <w:r>
-        <w:rPr>
-          <w:rFonts w:eastAsia="Consolas"/>
-          <w:sz w:val="24"/>
-          <w:szCs w:val="24"/>
-        </w:rPr>
-        <w:t>/ubuntu-upgrade-evidence</w:t>
-      </w:r>
-    </w:p>
-    <w:p>
-      <w:pPr>
-        <w:spacing w:after="60"/>
-        <w:ind w:left="720"/>
-        <w:rPr>
-          <w:sz w:val="24"/>
-          <w:szCs w:val="24"/>
-        </w:rPr>
-      </w:pPr>
-      <w:r>
-        <w:rPr>
-          <w:rFonts w:eastAsia="Consolas"/>
-          <w:sz w:val="24"/>
-          <w:szCs w:val="24"/>
-        </w:rPr>
-        <w:t xml:space="preserve">$ </w:t>
-      </w:r>
-      <w:proofErr w:type="spellStart"/>
-      <w:r>
-        <w:rPr>
-          <w:rFonts w:eastAsia="Consolas"/>
-          <w:sz w:val="24"/>
-          <w:szCs w:val="24"/>
-        </w:rPr>
-        <w:t>hostnamectl</w:t>
-      </w:r>
-      <w:proofErr w:type="spellEnd"/>
-      <w:r>
-        <w:rPr>
-          <w:rFonts w:eastAsia="Consolas"/>
-          <w:sz w:val="24"/>
-          <w:szCs w:val="24"/>
-        </w:rPr>
-        <w:t xml:space="preserve"> &gt; hostnamectl.txt</w:t>
-      </w:r>
-    </w:p>
-    <w:p>
-      <w:pPr>
-        <w:spacing w:after="60"/>
-        <w:ind w:left="720"/>
-        <w:rPr>
-          <w:sz w:val="24"/>
-          <w:szCs w:val="24"/>
-        </w:rPr>
-      </w:pPr>
-      <w:r>
-        <w:rPr>
-          <w:rFonts w:eastAsia="Consolas"/>
-          <w:sz w:val="24"/>
-          <w:szCs w:val="24"/>
-        </w:rPr>
-        <w:t>$ cat /etc/</w:t>
-      </w:r>
-      <w:proofErr w:type="spellStart"/>
-      <w:r>
-        <w:rPr>
-          <w:rFonts w:eastAsia="Consolas"/>
-          <w:sz w:val="24"/>
-          <w:szCs w:val="24"/>
-        </w:rPr>
-        <w:t>os</w:t>
-      </w:r>
-      <w:proofErr w:type="spellEnd"/>
-      <w:r>
-        <w:rPr>
-          <w:rFonts w:eastAsia="Consolas"/>
-          <w:sz w:val="24"/>
-          <w:szCs w:val="24"/>
-        </w:rPr>
-        <w:t>-release &gt; os-release.txt</w:t>
-      </w:r>
-    </w:p>
-    <w:p>
-      <w:pPr>
-        <w:spacing w:after="60"/>
-        <w:ind w:left="720"/>
-        <w:rPr>
-          <w:sz w:val="24"/>
-          <w:szCs w:val="24"/>
-        </w:rPr>
-      </w:pPr>
-      <w:r>
-        <w:rPr>
-          <w:rFonts w:eastAsia="Consolas"/>
-          <w:sz w:val="24"/>
-          <w:szCs w:val="24"/>
-        </w:rPr>
-        <w:t xml:space="preserve">$ </w:t>
-      </w:r>
-      <w:proofErr w:type="spellStart"/>
-      <w:r>
-        <w:rPr>
-          <w:rFonts w:eastAsia="Consolas"/>
-          <w:sz w:val="24"/>
-          <w:szCs w:val="24"/>
-        </w:rPr>
-        <w:t>uname</w:t>
-      </w:r>
-      <w:proofErr w:type="spellEnd"/>
-      <w:r>
-        <w:rPr>
-          <w:rFonts w:eastAsia="Consolas"/>
-          <w:sz w:val="24"/>
-          <w:szCs w:val="24"/>
-        </w:rPr>
-        <w:t xml:space="preserve"> -a &gt; uname.txt</w:t>
-      </w:r>
-    </w:p>
-    <w:p>
-      <w:pPr>
-        <w:spacing w:after="60"/>
-        <w:ind w:left="720"/>
-        <w:rPr>
-          <w:sz w:val="24"/>
-          <w:szCs w:val="24"/>
-        </w:rPr>
-      </w:pPr>
-      <w:r>
-        <w:rPr>
-          <w:rFonts w:eastAsia="Consolas"/>
-          <w:sz w:val="24"/>
-          <w:szCs w:val="24"/>
-        </w:rPr>
-        <w:t xml:space="preserve">$ </w:t>
-      </w:r>
-      <w:proofErr w:type="spellStart"/>
-      <w:r>
-        <w:rPr>
-          <w:rFonts w:eastAsia="Consolas"/>
-          <w:sz w:val="24"/>
-          <w:szCs w:val="24"/>
-        </w:rPr>
-        <w:t>lsblk</w:t>
-      </w:r>
-      <w:proofErr w:type="spellEnd"/>
-      <w:r>
-        <w:rPr>
-          <w:rFonts w:eastAsia="Consolas"/>
-          <w:sz w:val="24"/>
-          <w:szCs w:val="24"/>
-        </w:rPr>
-        <w:t xml:space="preserve"> -f &gt; lsblk-f.txt</w:t>
+        <w:t>$ sudo mkdir -p /var/tmp/ubuntu-upgrade-evidence &amp;&amp; cd /var/tmp/ubuntu-upgrade-evidence</w:t>
+      </w:r>
+    </w:p>
+    <w:p>
+      <w:pPr>
+        <w:spacing w:after="60"/>
+        <w:ind w:left="720"/>
+        <w:rPr>
+          <w:sz w:val="24"/>
+          <w:szCs w:val="24"/>
+        </w:rPr>
+      </w:pPr>
+      <w:r>
+        <w:rPr>
+          <w:rFonts w:eastAsia="Consolas"/>
+          <w:sz w:val="24"/>
+          <w:szCs w:val="24"/>
+        </w:rPr>
+        <w:t>$ hostnamectl &gt; hostnamectl.txt</w:t>
+      </w:r>
+    </w:p>
+    <w:p>
+      <w:pPr>
+        <w:spacing w:after="60"/>
+        <w:ind w:left="720"/>
+        <w:rPr>
+          <w:sz w:val="24"/>
+          <w:szCs w:val="24"/>
+        </w:rPr>
+      </w:pPr>
+      <w:r>
+        <w:rPr>
+          <w:rFonts w:eastAsia="Consolas"/>
+          <w:sz w:val="24"/>
+          <w:szCs w:val="24"/>
+        </w:rPr>
+        <w:t>$ cat /etc/os-release &gt; os-release.txt</w:t>
+      </w:r>
+    </w:p>
+    <w:p>
+      <w:pPr>
+        <w:spacing w:after="60"/>
+        <w:ind w:left="720"/>
+        <w:rPr>
+          <w:sz w:val="24"/>
+          <w:szCs w:val="24"/>
+        </w:rPr>
+      </w:pPr>
+      <w:r>
+        <w:rPr>
+          <w:rFonts w:eastAsia="Consolas"/>
+          <w:sz w:val="24"/>
+          <w:szCs w:val="24"/>
+        </w:rPr>
+        <w:t>$ uname -a &gt; uname.txt</w:t>
+      </w:r>
+    </w:p>
+    <w:p>
+      <w:pPr>
+        <w:spacing w:after="60"/>
+        <w:ind w:left="720"/>
+        <w:rPr>
+          <w:sz w:val="24"/>
+          <w:szCs w:val="24"/>
+        </w:rPr>
+      </w:pPr>
+      <w:r>
+        <w:rPr>
+          <w:rFonts w:eastAsia="Consolas"/>
+          <w:sz w:val="24"/>
+          <w:szCs w:val="24"/>
+        </w:rPr>
+        <w:t>$ lsblk -f &gt; lsblk-f.txt</w:t>
       </w:r>
     </w:p>
     <w:p>
@@ -1473,331 +785,115 @@
           <w:szCs w:val="24"/>
         </w:rPr>
         <w:lastRenderedPageBreak/>
-        <w:t xml:space="preserve">$ </w:t>
-      </w:r>
-      <w:proofErr w:type="spellStart"/>
-      <w:r>
-        <w:rPr>
-          <w:rFonts w:eastAsia="Consolas"/>
-          <w:sz w:val="24"/>
-          <w:szCs w:val="24"/>
-        </w:rPr>
-        <w:t>findmnt</w:t>
-      </w:r>
-      <w:proofErr w:type="spellEnd"/>
-      <w:r>
-        <w:rPr>
-          <w:rFonts w:eastAsia="Consolas"/>
-          <w:sz w:val="24"/>
-          <w:szCs w:val="24"/>
-        </w:rPr>
-        <w:t xml:space="preserve"> &gt; findmnt.txt</w:t>
-      </w:r>
-    </w:p>
-    <w:p>
-      <w:pPr>
-        <w:spacing w:after="60"/>
-        <w:ind w:left="720"/>
-        <w:rPr>
-          <w:sz w:val="24"/>
-          <w:szCs w:val="24"/>
-        </w:rPr>
-      </w:pPr>
-      <w:r>
-        <w:rPr>
-          <w:rFonts w:eastAsia="Consolas"/>
-          <w:sz w:val="24"/>
-          <w:szCs w:val="24"/>
-        </w:rPr>
-        <w:t xml:space="preserve">$ </w:t>
-      </w:r>
-      <w:proofErr w:type="spellStart"/>
-      <w:r>
-        <w:rPr>
-          <w:rFonts w:eastAsia="Consolas"/>
-          <w:sz w:val="24"/>
-          <w:szCs w:val="24"/>
-        </w:rPr>
-        <w:t>df</w:t>
-      </w:r>
-      <w:proofErr w:type="spellEnd"/>
-      <w:r>
-        <w:rPr>
-          <w:rFonts w:eastAsia="Consolas"/>
-          <w:sz w:val="24"/>
-          <w:szCs w:val="24"/>
-        </w:rPr>
-        <w:t xml:space="preserve"> -</w:t>
-      </w:r>
-      <w:proofErr w:type="spellStart"/>
-      <w:r>
-        <w:rPr>
-          <w:rFonts w:eastAsia="Consolas"/>
-          <w:sz w:val="24"/>
-          <w:szCs w:val="24"/>
-        </w:rPr>
-        <w:t>hT</w:t>
-      </w:r>
-      <w:proofErr w:type="spellEnd"/>
-      <w:r>
-        <w:rPr>
-          <w:rFonts w:eastAsia="Consolas"/>
-          <w:sz w:val="24"/>
-          <w:szCs w:val="24"/>
-        </w:rPr>
-        <w:t xml:space="preserve"> &gt; df-hT.txt</w:t>
-      </w:r>
-    </w:p>
-    <w:p>
-      <w:pPr>
-        <w:spacing w:after="60"/>
-        <w:ind w:left="720"/>
-        <w:rPr>
-          <w:sz w:val="24"/>
-          <w:szCs w:val="24"/>
-        </w:rPr>
-      </w:pPr>
-      <w:r>
-        <w:rPr>
-          <w:rFonts w:eastAsia="Consolas"/>
-          <w:sz w:val="24"/>
-          <w:szCs w:val="24"/>
-        </w:rPr>
-        <w:t>$ cat /etc/</w:t>
-      </w:r>
-      <w:proofErr w:type="spellStart"/>
-      <w:r>
-        <w:rPr>
-          <w:rFonts w:eastAsia="Consolas"/>
-          <w:sz w:val="24"/>
-          <w:szCs w:val="24"/>
-        </w:rPr>
-        <w:t>fstab</w:t>
-      </w:r>
-      <w:proofErr w:type="spellEnd"/>
-      <w:r>
-        <w:rPr>
-          <w:rFonts w:eastAsia="Consolas"/>
-          <w:sz w:val="24"/>
-          <w:szCs w:val="24"/>
-        </w:rPr>
-        <w:t xml:space="preserve"> &gt; fstab.txt</w:t>
-      </w:r>
-    </w:p>
-    <w:p>
-      <w:pPr>
-        <w:spacing w:after="60"/>
-        <w:ind w:left="720"/>
-        <w:rPr>
-          <w:sz w:val="24"/>
-          <w:szCs w:val="24"/>
-        </w:rPr>
-      </w:pPr>
-      <w:r>
-        <w:rPr>
-          <w:rFonts w:eastAsia="Consolas"/>
-          <w:sz w:val="24"/>
-          <w:szCs w:val="24"/>
-        </w:rPr>
-        <w:t xml:space="preserve">$ </w:t>
-      </w:r>
-      <w:proofErr w:type="spellStart"/>
-      <w:r>
-        <w:rPr>
-          <w:rFonts w:eastAsia="Consolas"/>
-          <w:sz w:val="24"/>
-          <w:szCs w:val="24"/>
-        </w:rPr>
-        <w:t>systemctl</w:t>
-      </w:r>
-      <w:proofErr w:type="spellEnd"/>
-      <w:r>
-        <w:rPr>
-          <w:rFonts w:eastAsia="Consolas"/>
-          <w:sz w:val="24"/>
-          <w:szCs w:val="24"/>
-        </w:rPr>
-        <w:t xml:space="preserve"> --failed &gt; failed-services.txt</w:t>
-      </w:r>
-    </w:p>
-    <w:p>
-      <w:pPr>
-        <w:spacing w:after="60"/>
-        <w:ind w:left="720"/>
-        <w:rPr>
-          <w:sz w:val="24"/>
-          <w:szCs w:val="24"/>
-        </w:rPr>
-      </w:pPr>
-      <w:r>
-        <w:rPr>
-          <w:rFonts w:eastAsia="Consolas"/>
-          <w:sz w:val="24"/>
-          <w:szCs w:val="24"/>
-        </w:rPr>
-        <w:t xml:space="preserve">$ </w:t>
-      </w:r>
-      <w:proofErr w:type="spellStart"/>
-      <w:r>
-        <w:rPr>
-          <w:rFonts w:eastAsia="Consolas"/>
-          <w:sz w:val="24"/>
-          <w:szCs w:val="24"/>
-        </w:rPr>
-        <w:t>sudo</w:t>
-      </w:r>
-      <w:proofErr w:type="spellEnd"/>
-      <w:r>
-        <w:rPr>
-          <w:rFonts w:eastAsia="Consolas"/>
-          <w:sz w:val="24"/>
-          <w:szCs w:val="24"/>
-        </w:rPr>
-        <w:t xml:space="preserve"> </w:t>
-      </w:r>
-      <w:proofErr w:type="spellStart"/>
-      <w:r>
-        <w:rPr>
-          <w:rFonts w:eastAsia="Consolas"/>
-          <w:sz w:val="24"/>
-          <w:szCs w:val="24"/>
-        </w:rPr>
-        <w:t>dpkg</w:t>
-      </w:r>
-      <w:proofErr w:type="spellEnd"/>
-      <w:r>
-        <w:rPr>
-          <w:rFonts w:eastAsia="Consolas"/>
-          <w:sz w:val="24"/>
-          <w:szCs w:val="24"/>
-        </w:rPr>
-        <w:t xml:space="preserve"> --audit &gt; dpkg-audit.txt 2&gt;&amp;1</w:t>
-      </w:r>
-    </w:p>
-    <w:p>
-      <w:pPr>
-        <w:spacing w:after="60"/>
-        <w:ind w:left="720"/>
-        <w:rPr>
-          <w:sz w:val="24"/>
-          <w:szCs w:val="24"/>
-        </w:rPr>
-      </w:pPr>
-      <w:r>
-        <w:rPr>
-          <w:rFonts w:eastAsia="Consolas"/>
-          <w:sz w:val="24"/>
-          <w:szCs w:val="24"/>
-        </w:rPr>
-        <w:t xml:space="preserve">$ </w:t>
-      </w:r>
-      <w:proofErr w:type="spellStart"/>
-      <w:r>
-        <w:rPr>
-          <w:rFonts w:eastAsia="Consolas"/>
-          <w:sz w:val="24"/>
-          <w:szCs w:val="24"/>
-        </w:rPr>
-        <w:t>sudo</w:t>
-      </w:r>
-      <w:proofErr w:type="spellEnd"/>
-      <w:r>
-        <w:rPr>
-          <w:rFonts w:eastAsia="Consolas"/>
-          <w:sz w:val="24"/>
-          <w:szCs w:val="24"/>
-        </w:rPr>
-        <w:t xml:space="preserve"> apt-get check &gt; apt-check.txt 2&gt;&amp;1</w:t>
-      </w:r>
-    </w:p>
-    <w:p>
-      <w:pPr>
-        <w:spacing w:after="60"/>
-        <w:ind w:left="720"/>
-        <w:rPr>
-          <w:sz w:val="24"/>
-          <w:szCs w:val="24"/>
-        </w:rPr>
-      </w:pPr>
-      <w:r>
-        <w:rPr>
-          <w:rFonts w:eastAsia="Consolas"/>
-          <w:sz w:val="24"/>
-          <w:szCs w:val="24"/>
-        </w:rPr>
-        <w:t xml:space="preserve">$ </w:t>
-      </w:r>
-      <w:proofErr w:type="spellStart"/>
-      <w:r>
-        <w:rPr>
-          <w:rFonts w:eastAsia="Consolas"/>
-          <w:sz w:val="24"/>
-          <w:szCs w:val="24"/>
-        </w:rPr>
-        <w:t>sudo</w:t>
-      </w:r>
-      <w:proofErr w:type="spellEnd"/>
-      <w:r>
-        <w:rPr>
-          <w:rFonts w:eastAsia="Consolas"/>
-          <w:sz w:val="24"/>
-          <w:szCs w:val="24"/>
-        </w:rPr>
-        <w:t xml:space="preserve"> tar -C /var/</w:t>
-      </w:r>
-      <w:proofErr w:type="spellStart"/>
-      <w:r>
-        <w:rPr>
-          <w:rFonts w:eastAsia="Consolas"/>
-          <w:sz w:val="24"/>
-          <w:szCs w:val="24"/>
-        </w:rPr>
-        <w:t>tmp</w:t>
-      </w:r>
-      <w:proofErr w:type="spellEnd"/>
-      <w:r>
-        <w:rPr>
-          <w:rFonts w:eastAsia="Consolas"/>
-          <w:sz w:val="24"/>
-          <w:szCs w:val="24"/>
-        </w:rPr>
-        <w:t xml:space="preserve"> -</w:t>
-      </w:r>
-      <w:proofErr w:type="spellStart"/>
-      <w:r>
-        <w:rPr>
-          <w:rFonts w:eastAsia="Consolas"/>
-          <w:sz w:val="24"/>
-          <w:szCs w:val="24"/>
-        </w:rPr>
-        <w:t>czf</w:t>
-      </w:r>
-      <w:proofErr w:type="spellEnd"/>
-      <w:r>
-        <w:rPr>
-          <w:rFonts w:eastAsia="Consolas"/>
-          <w:sz w:val="24"/>
-          <w:szCs w:val="24"/>
-        </w:rPr>
-        <w:t xml:space="preserve"> /var/</w:t>
-      </w:r>
-      <w:proofErr w:type="spellStart"/>
-      <w:r>
-        <w:rPr>
-          <w:rFonts w:eastAsia="Consolas"/>
-          <w:sz w:val="24"/>
-          <w:szCs w:val="24"/>
-        </w:rPr>
-        <w:t>tmp</w:t>
-      </w:r>
-      <w:proofErr w:type="spellEnd"/>
-      <w:r>
-        <w:rPr>
-          <w:rFonts w:eastAsia="Consolas"/>
-          <w:sz w:val="24"/>
-          <w:szCs w:val="24"/>
-        </w:rPr>
-        <w:t>/$(hostname)-evidence-baseline-$(date +</w:t>
+        <w:t>$ findmnt &gt; findmnt.txt</w:t>
+      </w:r>
+    </w:p>
+    <w:p>
+      <w:pPr>
+        <w:spacing w:after="60"/>
+        <w:ind w:left="720"/>
+        <w:rPr>
+          <w:sz w:val="24"/>
+          <w:szCs w:val="24"/>
+        </w:rPr>
+      </w:pPr>
+      <w:r>
+        <w:rPr>
+          <w:rFonts w:eastAsia="Consolas"/>
+          <w:sz w:val="24"/>
+          <w:szCs w:val="24"/>
+        </w:rPr>
+        <w:t>$ df -hT &gt; df-hT.txt</w:t>
+      </w:r>
+    </w:p>
+    <w:p>
+      <w:pPr>
+        <w:spacing w:after="60"/>
+        <w:ind w:left="720"/>
+        <w:rPr>
+          <w:sz w:val="24"/>
+          <w:szCs w:val="24"/>
+        </w:rPr>
+      </w:pPr>
+      <w:r>
+        <w:rPr>
+          <w:rFonts w:eastAsia="Consolas"/>
+          <w:sz w:val="24"/>
+          <w:szCs w:val="24"/>
+        </w:rPr>
+        <w:t>$ cat /etc/fstab &gt; fstab.txt</w:t>
+      </w:r>
+    </w:p>
+    <w:p>
+      <w:pPr>
+        <w:spacing w:after="60"/>
+        <w:ind w:left="720"/>
+        <w:rPr>
+          <w:sz w:val="24"/>
+          <w:szCs w:val="24"/>
+        </w:rPr>
+      </w:pPr>
+      <w:r>
+        <w:rPr>
+          <w:rFonts w:eastAsia="Consolas"/>
+          <w:sz w:val="24"/>
+          <w:szCs w:val="24"/>
+        </w:rPr>
+        <w:t>$ systemctl --failed &gt; failed-services.txt</w:t>
+      </w:r>
+    </w:p>
+    <w:p>
+      <w:pPr>
+        <w:spacing w:after="60"/>
+        <w:ind w:left="720"/>
+        <w:rPr>
+          <w:sz w:val="24"/>
+          <w:szCs w:val="24"/>
+        </w:rPr>
+      </w:pPr>
+      <w:r>
+        <w:rPr>
+          <w:rFonts w:eastAsia="Consolas"/>
+          <w:sz w:val="24"/>
+          <w:szCs w:val="24"/>
+        </w:rPr>
+        <w:t>$ sudo dpkg --audit &gt; dpkg-audit.txt 2&gt;&amp;1</w:t>
+      </w:r>
+    </w:p>
+    <w:p>
+      <w:pPr>
+        <w:spacing w:after="60"/>
+        <w:ind w:left="720"/>
+        <w:rPr>
+          <w:sz w:val="24"/>
+          <w:szCs w:val="24"/>
+        </w:rPr>
+      </w:pPr>
+      <w:r>
+        <w:rPr>
+          <w:rFonts w:eastAsia="Consolas"/>
+          <w:sz w:val="24"/>
+          <w:szCs w:val="24"/>
+        </w:rPr>
+        <w:t>$ sudo apt-get check &gt; apt-check.txt 2&gt;&amp;1</w:t>
+      </w:r>
+    </w:p>
+    <w:p>
+      <w:pPr>
+        <w:spacing w:after="60"/>
+        <w:ind w:left="720"/>
+        <w:rPr>
+          <w:sz w:val="24"/>
+          <w:szCs w:val="24"/>
+        </w:rPr>
+      </w:pPr>
+      <w:r>
+        <w:rPr>
+          <w:rFonts w:eastAsia="Consolas"/>
+          <w:sz w:val="24"/>
+          <w:szCs w:val="24"/>
+        </w:rPr>
+        <w:t>$ sudo tar -C /var/tmp -czf /var/tmp/$(hostname)-evidence-baseline-$(date +</w:t>
       </w:r>
       <w:r>
         <w:rPr>
@@ -1945,205 +1041,79 @@
           <w:sz w:val="24"/>
           <w:szCs w:val="24"/>
         </w:rPr>
-        <w:t xml:space="preserve">$ </w:t>
-      </w:r>
-      <w:proofErr w:type="spellStart"/>
-      <w:r>
-        <w:rPr>
-          <w:rFonts w:eastAsia="Consolas"/>
-          <w:sz w:val="24"/>
-          <w:szCs w:val="24"/>
-        </w:rPr>
-        <w:t>sudo</w:t>
-      </w:r>
-      <w:proofErr w:type="spellEnd"/>
-      <w:r>
-        <w:rPr>
-          <w:rFonts w:eastAsia="Consolas"/>
-          <w:sz w:val="24"/>
-          <w:szCs w:val="24"/>
-        </w:rPr>
-        <w:t xml:space="preserve"> apt update</w:t>
-      </w:r>
-    </w:p>
-    <w:p>
-      <w:pPr>
-        <w:spacing w:after="60"/>
-        <w:ind w:left="720"/>
-        <w:rPr>
-          <w:sz w:val="24"/>
-          <w:szCs w:val="24"/>
-        </w:rPr>
-      </w:pPr>
-      <w:r>
-        <w:rPr>
-          <w:rFonts w:eastAsia="Consolas"/>
-          <w:sz w:val="24"/>
-          <w:szCs w:val="24"/>
-        </w:rPr>
-        <w:t xml:space="preserve">$ </w:t>
-      </w:r>
-      <w:proofErr w:type="spellStart"/>
-      <w:r>
-        <w:rPr>
-          <w:rFonts w:eastAsia="Consolas"/>
-          <w:sz w:val="24"/>
-          <w:szCs w:val="24"/>
-        </w:rPr>
-        <w:t>sudo</w:t>
-      </w:r>
-      <w:proofErr w:type="spellEnd"/>
-      <w:r>
-        <w:rPr>
-          <w:rFonts w:eastAsia="Consolas"/>
-          <w:sz w:val="24"/>
-          <w:szCs w:val="24"/>
-        </w:rPr>
-        <w:t xml:space="preserve"> apt full-upgrade -y</w:t>
-      </w:r>
-    </w:p>
-    <w:p>
-      <w:pPr>
-        <w:spacing w:after="60"/>
-        <w:ind w:left="720"/>
-        <w:rPr>
-          <w:sz w:val="24"/>
-          <w:szCs w:val="24"/>
-        </w:rPr>
-      </w:pPr>
-      <w:r>
-        <w:rPr>
-          <w:rFonts w:eastAsia="Consolas"/>
-          <w:sz w:val="24"/>
-          <w:szCs w:val="24"/>
-        </w:rPr>
-        <w:t xml:space="preserve">$ </w:t>
-      </w:r>
-      <w:proofErr w:type="spellStart"/>
-      <w:r>
-        <w:rPr>
-          <w:rFonts w:eastAsia="Consolas"/>
-          <w:sz w:val="24"/>
-          <w:szCs w:val="24"/>
-        </w:rPr>
-        <w:t>sudo</w:t>
-      </w:r>
-      <w:proofErr w:type="spellEnd"/>
-      <w:r>
-        <w:rPr>
-          <w:rFonts w:eastAsia="Consolas"/>
-          <w:sz w:val="24"/>
-          <w:szCs w:val="24"/>
-        </w:rPr>
-        <w:t xml:space="preserve"> apt </w:t>
-      </w:r>
-      <w:proofErr w:type="spellStart"/>
-      <w:r>
-        <w:rPr>
-          <w:rFonts w:eastAsia="Consolas"/>
-          <w:sz w:val="24"/>
-          <w:szCs w:val="24"/>
-        </w:rPr>
-        <w:t>autoremove</w:t>
-      </w:r>
-      <w:proofErr w:type="spellEnd"/>
-      <w:r>
-        <w:rPr>
-          <w:rFonts w:eastAsia="Consolas"/>
-          <w:sz w:val="24"/>
-          <w:szCs w:val="24"/>
-        </w:rPr>
-        <w:t xml:space="preserve"> --purge -y</w:t>
-      </w:r>
-    </w:p>
-    <w:p>
-      <w:pPr>
-        <w:spacing w:after="60"/>
-        <w:ind w:left="720"/>
-        <w:rPr>
-          <w:sz w:val="24"/>
-          <w:szCs w:val="24"/>
-        </w:rPr>
-      </w:pPr>
-      <w:r>
-        <w:rPr>
-          <w:rFonts w:eastAsia="Consolas"/>
-          <w:sz w:val="24"/>
-          <w:szCs w:val="24"/>
-        </w:rPr>
-        <w:t xml:space="preserve">$ </w:t>
-      </w:r>
-      <w:proofErr w:type="spellStart"/>
-      <w:r>
-        <w:rPr>
-          <w:rFonts w:eastAsia="Consolas"/>
-          <w:sz w:val="24"/>
-          <w:szCs w:val="24"/>
-        </w:rPr>
-        <w:t>sudo</w:t>
-      </w:r>
-      <w:proofErr w:type="spellEnd"/>
-      <w:r>
-        <w:rPr>
-          <w:rFonts w:eastAsia="Consolas"/>
-          <w:sz w:val="24"/>
-          <w:szCs w:val="24"/>
-        </w:rPr>
-        <w:t xml:space="preserve"> </w:t>
-      </w:r>
-      <w:proofErr w:type="spellStart"/>
-      <w:r>
-        <w:rPr>
-          <w:rFonts w:eastAsia="Consolas"/>
-          <w:sz w:val="24"/>
-          <w:szCs w:val="24"/>
-        </w:rPr>
-        <w:t>dpkg</w:t>
-      </w:r>
-      <w:proofErr w:type="spellEnd"/>
-      <w:r>
-        <w:rPr>
-          <w:rFonts w:eastAsia="Consolas"/>
-          <w:sz w:val="24"/>
-          <w:szCs w:val="24"/>
-        </w:rPr>
-        <w:t xml:space="preserve"> --configure -a</w:t>
-      </w:r>
-    </w:p>
-    <w:p>
-      <w:pPr>
-        <w:spacing w:after="60"/>
-        <w:ind w:left="720"/>
-        <w:rPr>
-          <w:sz w:val="24"/>
-          <w:szCs w:val="24"/>
-        </w:rPr>
-      </w:pPr>
-      <w:r>
-        <w:rPr>
-          <w:rFonts w:eastAsia="Consolas"/>
-          <w:sz w:val="24"/>
-          <w:szCs w:val="24"/>
-        </w:rPr>
-        <w:t xml:space="preserve">$ </w:t>
-      </w:r>
-      <w:proofErr w:type="spellStart"/>
-      <w:r>
-        <w:rPr>
-          <w:rFonts w:eastAsia="Consolas"/>
-          <w:sz w:val="24"/>
-          <w:szCs w:val="24"/>
-        </w:rPr>
-        <w:t>sudo</w:t>
-      </w:r>
-      <w:proofErr w:type="spellEnd"/>
-      <w:r>
-        <w:rPr>
-          <w:rFonts w:eastAsia="Consolas"/>
-          <w:sz w:val="24"/>
-          <w:szCs w:val="24"/>
-        </w:rPr>
-        <w:t xml:space="preserve"> apt-get check</w:t>
+        <w:t>$ sudo apt update</w:t>
+      </w:r>
+    </w:p>
+    <w:p>
+      <w:pPr>
+        <w:spacing w:after="60"/>
+        <w:ind w:left="720"/>
+        <w:rPr>
+          <w:sz w:val="24"/>
+          <w:szCs w:val="24"/>
+        </w:rPr>
+      </w:pPr>
+      <w:r>
+        <w:rPr>
+          <w:rFonts w:eastAsia="Consolas"/>
+          <w:sz w:val="24"/>
+          <w:szCs w:val="24"/>
+        </w:rPr>
+        <w:t>$ sudo apt full-upgrade -y</w:t>
+      </w:r>
+    </w:p>
+    <w:p>
+      <w:pPr>
+        <w:spacing w:after="60"/>
+        <w:ind w:left="720"/>
+        <w:rPr>
+          <w:sz w:val="24"/>
+          <w:szCs w:val="24"/>
+        </w:rPr>
+      </w:pPr>
+      <w:r>
+        <w:rPr>
+          <w:rFonts w:eastAsia="Consolas"/>
+          <w:sz w:val="24"/>
+          <w:szCs w:val="24"/>
+        </w:rPr>
+        <w:t>$ sudo apt autoremove --purge -y</w:t>
+      </w:r>
+    </w:p>
+    <w:p>
+      <w:pPr>
+        <w:spacing w:after="60"/>
+        <w:ind w:left="720"/>
+        <w:rPr>
+          <w:sz w:val="24"/>
+          <w:szCs w:val="24"/>
+        </w:rPr>
+      </w:pPr>
+      <w:r>
+        <w:rPr>
+          <w:rFonts w:eastAsia="Consolas"/>
+          <w:sz w:val="24"/>
+          <w:szCs w:val="24"/>
+        </w:rPr>
+        <w:t>$ sudo dpkg --configure -a</w:t>
+      </w:r>
+    </w:p>
+    <w:p>
+      <w:pPr>
+        <w:spacing w:after="60"/>
+        <w:ind w:left="720"/>
+        <w:rPr>
+          <w:sz w:val="24"/>
+          <w:szCs w:val="24"/>
+        </w:rPr>
+      </w:pPr>
+      <w:r>
+        <w:rPr>
+          <w:rFonts w:eastAsia="Consolas"/>
+          <w:sz w:val="24"/>
+          <w:szCs w:val="24"/>
+        </w:rPr>
+        <w:t>$ sudo apt-get check</w:t>
       </w:r>
     </w:p>
     <w:p>
@@ -2182,43 +1152,7 @@
           <w:sz w:val="24"/>
           <w:szCs w:val="24"/>
         </w:rPr>
-        <w:t>$ if [ -f /var/run/reboot-required ]; then cat /var/run/reboot-</w:t>
-      </w:r>
-      <w:proofErr w:type="spellStart"/>
-      <w:r>
-        <w:rPr>
-          <w:rFonts w:eastAsia="Consolas"/>
-          <w:sz w:val="24"/>
-          <w:szCs w:val="24"/>
-        </w:rPr>
-        <w:t>required.pkgs</w:t>
-      </w:r>
-      <w:proofErr w:type="spellEnd"/>
-      <w:r>
-        <w:rPr>
-          <w:rFonts w:eastAsia="Consolas"/>
-          <w:sz w:val="24"/>
-          <w:szCs w:val="24"/>
-        </w:rPr>
-        <w:t xml:space="preserve">; </w:t>
-      </w:r>
-      <w:proofErr w:type="spellStart"/>
-      <w:r>
-        <w:rPr>
-          <w:rFonts w:eastAsia="Consolas"/>
-          <w:sz w:val="24"/>
-          <w:szCs w:val="24"/>
-        </w:rPr>
-        <w:t>sudo</w:t>
-      </w:r>
-      <w:proofErr w:type="spellEnd"/>
-      <w:r>
-        <w:rPr>
-          <w:rFonts w:eastAsia="Consolas"/>
-          <w:sz w:val="24"/>
-          <w:szCs w:val="24"/>
-        </w:rPr>
-        <w:t xml:space="preserve"> reboot; fi</w:t>
+        <w:t>$ if [ -f /var/run/reboot-required ]; then cat /var/run/reboot-required.pkgs; sudo reboot; fi</w:t>
       </w:r>
     </w:p>
     <w:p>
@@ -2257,25 +1191,7 @@
           <w:sz w:val="24"/>
           <w:szCs w:val="24"/>
         </w:rPr>
-        <w:t xml:space="preserve">$ </w:t>
-      </w:r>
-      <w:proofErr w:type="spellStart"/>
-      <w:r>
-        <w:rPr>
-          <w:rFonts w:eastAsia="Consolas"/>
-          <w:sz w:val="24"/>
-          <w:szCs w:val="24"/>
-        </w:rPr>
-        <w:t>sudo</w:t>
-      </w:r>
-      <w:proofErr w:type="spellEnd"/>
-      <w:r>
-        <w:rPr>
-          <w:rFonts w:eastAsia="Consolas"/>
-          <w:sz w:val="24"/>
-          <w:szCs w:val="24"/>
-        </w:rPr>
-        <w:t xml:space="preserve"> apt install -y update-manager-core ubuntu-release-upgrader-core</w:t>
+        <w:t>$ sudo apt install -y update-manager-core ubuntu-release-upgrader-core</w:t>
       </w:r>
     </w:p>
     <w:p>
@@ -2296,23 +1212,7 @@
           <w:sz w:val="24"/>
           <w:szCs w:val="24"/>
         </w:rPr>
-        <w:t>Check that “Prompt=</w:t>
-      </w:r>
-      <w:proofErr w:type="spellStart"/>
-      <w:r>
-        <w:rPr>
-          <w:sz w:val="24"/>
-          <w:szCs w:val="24"/>
-        </w:rPr>
-        <w:t>lts</w:t>
-      </w:r>
-      <w:proofErr w:type="spellEnd"/>
-      <w:r>
-        <w:rPr>
-          <w:sz w:val="24"/>
-          <w:szCs w:val="24"/>
-        </w:rPr>
-        <w:t>” is set in /etc/update-manager/release-upgrades.</w:t>
+        <w:t>Check that “Prompt=lts” is set in /etc/update-manager/release-upgrades.</w:t>
       </w:r>
     </w:p>
     <w:p>
@@ -2330,79 +1230,7 @@
           <w:sz w:val="24"/>
           <w:szCs w:val="24"/>
         </w:rPr>
-        <w:t xml:space="preserve">$ </w:t>
-      </w:r>
-      <w:proofErr w:type="spellStart"/>
-      <w:r>
-        <w:rPr>
-          <w:rFonts w:eastAsia="Consolas"/>
-          <w:sz w:val="24"/>
-          <w:szCs w:val="24"/>
-        </w:rPr>
-        <w:t>sudo</w:t>
-      </w:r>
-      <w:proofErr w:type="spellEnd"/>
-      <w:r>
-        <w:rPr>
-          <w:rFonts w:eastAsia="Consolas"/>
-          <w:sz w:val="24"/>
-          <w:szCs w:val="24"/>
-        </w:rPr>
-        <w:t xml:space="preserve"> </w:t>
-      </w:r>
-      <w:proofErr w:type="spellStart"/>
-      <w:r>
-        <w:rPr>
-          <w:rFonts w:eastAsia="Consolas"/>
-          <w:sz w:val="24"/>
-          <w:szCs w:val="24"/>
-        </w:rPr>
-        <w:t>sed</w:t>
-      </w:r>
-      <w:proofErr w:type="spellEnd"/>
-      <w:r>
-        <w:rPr>
-          <w:rFonts w:eastAsia="Consolas"/>
-          <w:sz w:val="24"/>
-          <w:szCs w:val="24"/>
-        </w:rPr>
-        <w:t xml:space="preserve"> -</w:t>
-      </w:r>
-      <w:proofErr w:type="spellStart"/>
-      <w:r>
-        <w:rPr>
-          <w:rFonts w:eastAsia="Consolas"/>
-          <w:sz w:val="24"/>
-          <w:szCs w:val="24"/>
-        </w:rPr>
-        <w:t>i</w:t>
-      </w:r>
-      <w:proofErr w:type="spellEnd"/>
-      <w:r>
-        <w:rPr>
-          <w:rFonts w:eastAsia="Consolas"/>
-          <w:sz w:val="24"/>
-          <w:szCs w:val="24"/>
-        </w:rPr>
-        <w:t xml:space="preserve"> 's/^Prompt=.*/Prompt=</w:t>
-      </w:r>
-      <w:proofErr w:type="spellStart"/>
-      <w:r>
-        <w:rPr>
-          <w:rFonts w:eastAsia="Consolas"/>
-          <w:sz w:val="24"/>
-          <w:szCs w:val="24"/>
-        </w:rPr>
-        <w:t>lts</w:t>
-      </w:r>
-      <w:proofErr w:type="spellEnd"/>
-      <w:r>
-        <w:rPr>
-          <w:rFonts w:eastAsia="Consolas"/>
-          <w:sz w:val="24"/>
-          <w:szCs w:val="24"/>
-        </w:rPr>
-        <w:t>/' /etc/update-manager/release-upgrades</w:t>
+        <w:t>$ sudo sed -i 's/^Prompt=.*/Prompt=lts/' /etc/update-manager/release-upgrades</w:t>
       </w:r>
     </w:p>
     <w:p>
@@ -2423,152 +1251,62 @@
           <w:sz w:val="24"/>
           <w:szCs w:val="24"/>
         </w:rPr>
-        <w:t xml:space="preserve">Install </w:t>
-      </w:r>
-      <w:proofErr w:type="spellStart"/>
-      <w:r>
-        <w:rPr>
-          <w:sz w:val="24"/>
-          <w:szCs w:val="24"/>
-        </w:rPr>
-        <w:t>tmux</w:t>
-      </w:r>
-      <w:proofErr w:type="spellEnd"/>
-      <w:r>
-        <w:rPr>
-          <w:sz w:val="24"/>
-          <w:szCs w:val="24"/>
-        </w:rPr>
-        <w:t xml:space="preserve"> / screen to maintain a separate session during the upgrade.</w:t>
-      </w:r>
-    </w:p>
-    <w:p>
-      <w:pPr>
-        <w:spacing w:after="60"/>
-        <w:ind w:left="720"/>
-        <w:rPr>
-          <w:sz w:val="24"/>
-          <w:szCs w:val="24"/>
-        </w:rPr>
-      </w:pPr>
-      <w:r>
-        <w:rPr>
-          <w:rFonts w:eastAsia="Consolas"/>
-          <w:sz w:val="24"/>
-          <w:szCs w:val="24"/>
-        </w:rPr>
-        <w:t xml:space="preserve">$ </w:t>
-      </w:r>
-      <w:proofErr w:type="spellStart"/>
-      <w:r>
-        <w:rPr>
-          <w:rFonts w:eastAsia="Consolas"/>
-          <w:sz w:val="24"/>
-          <w:szCs w:val="24"/>
-        </w:rPr>
-        <w:t>sudo</w:t>
-      </w:r>
-      <w:proofErr w:type="spellEnd"/>
-      <w:r>
-        <w:rPr>
-          <w:rFonts w:eastAsia="Consolas"/>
-          <w:sz w:val="24"/>
-          <w:szCs w:val="24"/>
-        </w:rPr>
-        <w:t xml:space="preserve"> apt install -y </w:t>
-      </w:r>
-      <w:proofErr w:type="spellStart"/>
-      <w:r>
-        <w:rPr>
-          <w:rFonts w:eastAsia="Consolas"/>
-          <w:sz w:val="24"/>
-          <w:szCs w:val="24"/>
-        </w:rPr>
-        <w:t>tmux</w:t>
-      </w:r>
-      <w:proofErr w:type="spellEnd"/>
-    </w:p>
-    <w:p>
-      <w:pPr>
-        <w:spacing w:after="60"/>
-        <w:ind w:left="720"/>
-        <w:rPr>
-          <w:sz w:val="24"/>
-          <w:szCs w:val="24"/>
-        </w:rPr>
-      </w:pPr>
-      <w:r>
-        <w:rPr>
-          <w:rFonts w:eastAsia="Consolas"/>
-          <w:sz w:val="24"/>
-          <w:szCs w:val="24"/>
-        </w:rPr>
-        <w:t xml:space="preserve">$ </w:t>
-      </w:r>
-      <w:proofErr w:type="spellStart"/>
-      <w:r>
-        <w:rPr>
-          <w:rFonts w:eastAsia="Consolas"/>
-          <w:sz w:val="24"/>
-          <w:szCs w:val="24"/>
-        </w:rPr>
-        <w:t>tmux</w:t>
-      </w:r>
-      <w:proofErr w:type="spellEnd"/>
-      <w:r>
-        <w:rPr>
-          <w:rFonts w:eastAsia="Consolas"/>
-          <w:sz w:val="24"/>
-          <w:szCs w:val="24"/>
-        </w:rPr>
-        <w:t xml:space="preserve"> new -s upgrade-18-to-20</w:t>
-      </w:r>
-    </w:p>
-    <w:p>
-      <w:pPr>
-        <w:spacing w:after="60"/>
-        <w:ind w:left="720"/>
-        <w:rPr>
-          <w:sz w:val="24"/>
-          <w:szCs w:val="24"/>
-        </w:rPr>
-      </w:pPr>
-      <w:r>
-        <w:rPr>
-          <w:rFonts w:eastAsia="Consolas"/>
-          <w:sz w:val="24"/>
-          <w:szCs w:val="24"/>
-        </w:rPr>
-        <w:t xml:space="preserve">$ </w:t>
-      </w:r>
-      <w:proofErr w:type="spellStart"/>
-      <w:r>
-        <w:rPr>
-          <w:rFonts w:eastAsia="Consolas"/>
-          <w:sz w:val="24"/>
-          <w:szCs w:val="24"/>
-        </w:rPr>
-        <w:t>sudo</w:t>
-      </w:r>
-      <w:proofErr w:type="spellEnd"/>
-      <w:r>
-        <w:rPr>
-          <w:rFonts w:eastAsia="Consolas"/>
-          <w:sz w:val="24"/>
-          <w:szCs w:val="24"/>
-        </w:rPr>
-        <w:t xml:space="preserve"> do-release-upgrade -f </w:t>
-      </w:r>
-      <w:proofErr w:type="spellStart"/>
-      <w:r>
-        <w:rPr>
-          <w:rFonts w:eastAsia="Consolas"/>
-          <w:sz w:val="24"/>
-          <w:szCs w:val="24"/>
-        </w:rPr>
-        <w:t>DistUpgradeViewText</w:t>
-      </w:r>
-      <w:proofErr w:type="spellEnd"/>
+        <w:t>Install tmux / screen to maintain a separate session during the upgrade.</w:t>
+      </w:r>
+    </w:p>
+    <w:p>
+      <w:pPr>
+        <w:spacing w:after="60"/>
+        <w:ind w:left="720"/>
+        <w:rPr>
+          <w:sz w:val="24"/>
+          <w:szCs w:val="24"/>
+        </w:rPr>
+      </w:pPr>
+      <w:r>
+        <w:rPr>
+          <w:rFonts w:eastAsia="Consolas"/>
+          <w:sz w:val="24"/>
+          <w:szCs w:val="24"/>
+        </w:rPr>
+        <w:t>$ sudo apt install -y tmux</w:t>
+      </w:r>
+    </w:p>
+    <w:p>
+      <w:pPr>
+        <w:spacing w:after="60"/>
+        <w:ind w:left="720"/>
+        <w:rPr>
+          <w:sz w:val="24"/>
+          <w:szCs w:val="24"/>
+        </w:rPr>
+      </w:pPr>
+      <w:r>
+        <w:rPr>
+          <w:rFonts w:eastAsia="Consolas"/>
+          <w:sz w:val="24"/>
+          <w:szCs w:val="24"/>
+        </w:rPr>
+        <w:t>$ tmux new -s upgrade-18-to-20</w:t>
+      </w:r>
+    </w:p>
+    <w:p>
+      <w:pPr>
+        <w:spacing w:after="60"/>
+        <w:ind w:left="720"/>
+        <w:rPr>
+          <w:sz w:val="24"/>
+          <w:szCs w:val="24"/>
+        </w:rPr>
+      </w:pPr>
+      <w:r>
+        <w:rPr>
+          <w:rFonts w:eastAsia="Consolas"/>
+          <w:sz w:val="24"/>
+          <w:szCs w:val="24"/>
+        </w:rPr>
+        <w:t>$ sudo do-release-upgrade -f DistUpgradeViewText</w:t>
+      </w:r>
     </w:p>
     <w:p>
       <w:pPr>
@@ -2650,97 +1388,43 @@
           <w:sz w:val="24"/>
           <w:szCs w:val="24"/>
         </w:rPr>
-        <w:t>$ cat /etc/</w:t>
-      </w:r>
-      <w:proofErr w:type="spellStart"/>
-      <w:r>
-        <w:rPr>
-          <w:rFonts w:eastAsia="Consolas"/>
-          <w:sz w:val="24"/>
-          <w:szCs w:val="24"/>
-        </w:rPr>
-        <w:t>os</w:t>
-      </w:r>
-      <w:proofErr w:type="spellEnd"/>
-      <w:r>
-        <w:rPr>
-          <w:rFonts w:eastAsia="Consolas"/>
-          <w:sz w:val="24"/>
-          <w:szCs w:val="24"/>
-        </w:rPr>
-        <w:t>-release</w:t>
-      </w:r>
-    </w:p>
-    <w:p>
-      <w:pPr>
-        <w:spacing w:after="60"/>
-        <w:ind w:left="720"/>
-        <w:rPr>
-          <w:sz w:val="24"/>
-          <w:szCs w:val="24"/>
-        </w:rPr>
-      </w:pPr>
-      <w:r>
-        <w:rPr>
-          <w:rFonts w:eastAsia="Consolas"/>
-          <w:sz w:val="24"/>
-          <w:szCs w:val="24"/>
-        </w:rPr>
-        <w:t xml:space="preserve">$ </w:t>
-      </w:r>
-      <w:proofErr w:type="spellStart"/>
-      <w:r>
-        <w:rPr>
-          <w:rFonts w:eastAsia="Consolas"/>
-          <w:sz w:val="24"/>
-          <w:szCs w:val="24"/>
-        </w:rPr>
-        <w:t>uname</w:t>
-      </w:r>
-      <w:proofErr w:type="spellEnd"/>
-      <w:r>
-        <w:rPr>
-          <w:rFonts w:eastAsia="Consolas"/>
-          <w:sz w:val="24"/>
-          <w:szCs w:val="24"/>
-        </w:rPr>
-        <w:t xml:space="preserve"> -r</w:t>
-      </w:r>
-    </w:p>
-    <w:p>
-      <w:pPr>
-        <w:spacing w:after="60"/>
-        <w:ind w:left="720"/>
-        <w:rPr>
-          <w:sz w:val="24"/>
-          <w:szCs w:val="24"/>
-        </w:rPr>
-      </w:pPr>
-      <w:r>
-        <w:rPr>
-          <w:rFonts w:eastAsia="Consolas"/>
-          <w:sz w:val="24"/>
-          <w:szCs w:val="24"/>
-        </w:rPr>
-        <w:t xml:space="preserve">$ </w:t>
-      </w:r>
-      <w:proofErr w:type="spellStart"/>
-      <w:r>
-        <w:rPr>
-          <w:rFonts w:eastAsia="Consolas"/>
-          <w:sz w:val="24"/>
-          <w:szCs w:val="24"/>
-        </w:rPr>
-        <w:t>findmnt</w:t>
-      </w:r>
-      <w:proofErr w:type="spellEnd"/>
-      <w:r>
-        <w:rPr>
-          <w:rFonts w:eastAsia="Consolas"/>
-          <w:sz w:val="24"/>
-          <w:szCs w:val="24"/>
-        </w:rPr>
-        <w:t xml:space="preserve"> /App/data</w:t>
+        <w:t>$ cat /etc/os-release</w:t>
+      </w:r>
+    </w:p>
+    <w:p>
+      <w:pPr>
+        <w:spacing w:after="60"/>
+        <w:ind w:left="720"/>
+        <w:rPr>
+          <w:sz w:val="24"/>
+          <w:szCs w:val="24"/>
+        </w:rPr>
+      </w:pPr>
+      <w:r>
+        <w:rPr>
+          <w:rFonts w:eastAsia="Consolas"/>
+          <w:sz w:val="24"/>
+          <w:szCs w:val="24"/>
+        </w:rPr>
+        <w:t>$ uname -r</w:t>
+      </w:r>
+    </w:p>
+    <w:p>
+      <w:pPr>
+        <w:spacing w:after="60"/>
+        <w:ind w:left="720"/>
+        <w:rPr>
+          <w:sz w:val="24"/>
+          <w:szCs w:val="24"/>
+        </w:rPr>
+      </w:pPr>
+      <w:r>
+        <w:rPr>
+          <w:rFonts w:eastAsia="Consolas"/>
+          <w:sz w:val="24"/>
+          <w:szCs w:val="24"/>
+        </w:rPr>
+        <w:t>$ findmnt /App/data</w:t>
       </w:r>
     </w:p>
     <w:p>
@@ -2811,72 +1495,26 @@
           <w:sz w:val="24"/>
           <w:szCs w:val="24"/>
         </w:rPr>
-        <w:t xml:space="preserve">$ </w:t>
-      </w:r>
-      <w:proofErr w:type="spellStart"/>
-      <w:r>
-        <w:rPr>
-          <w:rFonts w:eastAsia="Consolas"/>
-          <w:sz w:val="24"/>
-          <w:szCs w:val="24"/>
-        </w:rPr>
-        <w:t>tmux</w:t>
-      </w:r>
-      <w:proofErr w:type="spellEnd"/>
-      <w:r>
-        <w:rPr>
-          <w:rFonts w:eastAsia="Consolas"/>
-          <w:sz w:val="24"/>
-          <w:szCs w:val="24"/>
-        </w:rPr>
-        <w:t xml:space="preserve"> new -s upgrade-20-to-22</w:t>
-      </w:r>
-    </w:p>
-    <w:p>
-      <w:pPr>
-        <w:spacing w:after="60"/>
-        <w:ind w:left="720"/>
-        <w:rPr>
-          <w:sz w:val="24"/>
-          <w:szCs w:val="24"/>
-        </w:rPr>
-      </w:pPr>
-      <w:r>
-        <w:rPr>
-          <w:rFonts w:eastAsia="Consolas"/>
-          <w:sz w:val="24"/>
-          <w:szCs w:val="24"/>
-        </w:rPr>
-        <w:t xml:space="preserve">$ </w:t>
-      </w:r>
-      <w:proofErr w:type="spellStart"/>
-      <w:r>
-        <w:rPr>
-          <w:rFonts w:eastAsia="Consolas"/>
-          <w:sz w:val="24"/>
-          <w:szCs w:val="24"/>
-        </w:rPr>
-        <w:t>sudo</w:t>
-      </w:r>
-      <w:proofErr w:type="spellEnd"/>
-      <w:r>
-        <w:rPr>
-          <w:rFonts w:eastAsia="Consolas"/>
-          <w:sz w:val="24"/>
-          <w:szCs w:val="24"/>
-        </w:rPr>
-        <w:t xml:space="preserve"> do-release-upgrade -f </w:t>
-      </w:r>
-      <w:proofErr w:type="spellStart"/>
-      <w:r>
-        <w:rPr>
-          <w:rFonts w:eastAsia="Consolas"/>
-          <w:sz w:val="24"/>
-          <w:szCs w:val="24"/>
-        </w:rPr>
-        <w:t>DistUpgradeViewText</w:t>
-      </w:r>
-      <w:proofErr w:type="spellEnd"/>
+        <w:t>$ tmux new -s upgrade-20-to-22</w:t>
+      </w:r>
+    </w:p>
+    <w:p>
+      <w:pPr>
+        <w:spacing w:after="60"/>
+        <w:ind w:left="720"/>
+        <w:rPr>
+          <w:sz w:val="24"/>
+          <w:szCs w:val="24"/>
+        </w:rPr>
+      </w:pPr>
+      <w:r>
+        <w:rPr>
+          <w:rFonts w:eastAsia="Consolas"/>
+          <w:sz w:val="24"/>
+          <w:szCs w:val="24"/>
+        </w:rPr>
+        <w:t>$ sudo do-release-upgrade -f DistUpgradeViewText</w:t>
+      </w:r>
     </w:p>
     <w:p>
       <w:pPr>
@@ -2914,25 +1552,7 @@
           <w:sz w:val="24"/>
           <w:szCs w:val="24"/>
         </w:rPr>
-        <w:t xml:space="preserve">$ </w:t>
-      </w:r>
-      <w:proofErr w:type="spellStart"/>
-      <w:r>
-        <w:rPr>
-          <w:rFonts w:eastAsia="Consolas"/>
-          <w:sz w:val="24"/>
-          <w:szCs w:val="24"/>
-        </w:rPr>
-        <w:t>systemctl</w:t>
-      </w:r>
-      <w:proofErr w:type="spellEnd"/>
-      <w:r>
-        <w:rPr>
-          <w:rFonts w:eastAsia="Consolas"/>
-          <w:sz w:val="24"/>
-          <w:szCs w:val="24"/>
-        </w:rPr>
-        <w:t xml:space="preserve"> --failed</w:t>
+        <w:t>$ systemctl --failed</w:t>
       </w:r>
     </w:p>
     <w:p>
@@ -2951,79 +1571,25 @@
           <w:szCs w:val="24"/>
         </w:rPr>
         <w:lastRenderedPageBreak/>
-        <w:t xml:space="preserve">$ </w:t>
-      </w:r>
-      <w:proofErr w:type="spellStart"/>
-      <w:r>
-        <w:rPr>
-          <w:rFonts w:eastAsia="Consolas"/>
-          <w:sz w:val="24"/>
-          <w:szCs w:val="24"/>
-        </w:rPr>
-        <w:t>sudo</w:t>
-      </w:r>
-      <w:proofErr w:type="spellEnd"/>
-      <w:r>
-        <w:rPr>
-          <w:rFonts w:eastAsia="Consolas"/>
-          <w:sz w:val="24"/>
-          <w:szCs w:val="24"/>
-        </w:rPr>
-        <w:t xml:space="preserve"> apt-get check</w:t>
-      </w:r>
-    </w:p>
-    <w:p>
-      <w:pPr>
-        <w:spacing w:after="60"/>
-        <w:ind w:left="720"/>
-        <w:rPr>
-          <w:sz w:val="24"/>
-          <w:szCs w:val="24"/>
-        </w:rPr>
-      </w:pPr>
-      <w:r>
-        <w:rPr>
-          <w:rFonts w:eastAsia="Consolas"/>
-          <w:sz w:val="24"/>
-          <w:szCs w:val="24"/>
-        </w:rPr>
-        <w:t xml:space="preserve">$ </w:t>
-      </w:r>
-      <w:proofErr w:type="spellStart"/>
-      <w:r>
-        <w:rPr>
-          <w:rFonts w:eastAsia="Consolas"/>
-          <w:sz w:val="24"/>
-          <w:szCs w:val="24"/>
-        </w:rPr>
-        <w:t>sudo</w:t>
-      </w:r>
-      <w:proofErr w:type="spellEnd"/>
-      <w:r>
-        <w:rPr>
-          <w:rFonts w:eastAsia="Consolas"/>
-          <w:sz w:val="24"/>
-          <w:szCs w:val="24"/>
-        </w:rPr>
-        <w:t xml:space="preserve"> </w:t>
-      </w:r>
-      <w:proofErr w:type="spellStart"/>
-      <w:r>
-        <w:rPr>
-          <w:rFonts w:eastAsia="Consolas"/>
-          <w:sz w:val="24"/>
-          <w:szCs w:val="24"/>
-        </w:rPr>
-        <w:t>dpkg</w:t>
-      </w:r>
-      <w:proofErr w:type="spellEnd"/>
-      <w:r>
-        <w:rPr>
-          <w:rFonts w:eastAsia="Consolas"/>
-          <w:sz w:val="24"/>
-          <w:szCs w:val="24"/>
-        </w:rPr>
-        <w:t xml:space="preserve"> --audit</w:t>
+        <w:t>$ sudo apt-get check</w:t>
+      </w:r>
+    </w:p>
+    <w:p>
+      <w:pPr>
+        <w:spacing w:after="60"/>
+        <w:ind w:left="720"/>
+        <w:rPr>
+          <w:sz w:val="24"/>
+          <w:szCs w:val="24"/>
+        </w:rPr>
+      </w:pPr>
+      <w:r>
+        <w:rPr>
+          <w:rFonts w:eastAsia="Consolas"/>
+          <w:sz w:val="24"/>
+          <w:szCs w:val="24"/>
+        </w:rPr>
+        <w:t>$ sudo dpkg --audit</w:t>
       </w:r>
     </w:p>
     <w:p>
@@ -3106,25 +1672,7 @@
           <w:sz w:val="24"/>
           <w:szCs w:val="24"/>
         </w:rPr>
-        <w:t xml:space="preserve">$ </w:t>
-      </w:r>
-      <w:proofErr w:type="spellStart"/>
-      <w:r>
-        <w:rPr>
-          <w:rFonts w:eastAsia="Consolas"/>
-          <w:sz w:val="24"/>
-          <w:szCs w:val="24"/>
-        </w:rPr>
-        <w:t>sudo</w:t>
-      </w:r>
-      <w:proofErr w:type="spellEnd"/>
-      <w:r>
-        <w:rPr>
-          <w:rFonts w:eastAsia="Consolas"/>
-          <w:sz w:val="24"/>
-          <w:szCs w:val="24"/>
-        </w:rPr>
-        <w:t xml:space="preserve"> apt install -y apt-mirror</w:t>
+        <w:t>$ sudo apt install -y apt-mirror</w:t>
       </w:r>
     </w:p>
     <w:p>
@@ -3163,79 +1711,25 @@
           <w:sz w:val="24"/>
           <w:szCs w:val="24"/>
         </w:rPr>
-        <w:t xml:space="preserve">$ </w:t>
-      </w:r>
-      <w:proofErr w:type="spellStart"/>
-      <w:r>
-        <w:rPr>
-          <w:rFonts w:eastAsia="Consolas"/>
-          <w:sz w:val="24"/>
-          <w:szCs w:val="24"/>
-        </w:rPr>
-        <w:t>sudo</w:t>
-      </w:r>
-      <w:proofErr w:type="spellEnd"/>
-      <w:r>
-        <w:rPr>
-          <w:rFonts w:eastAsia="Consolas"/>
-          <w:sz w:val="24"/>
-          <w:szCs w:val="24"/>
-        </w:rPr>
-        <w:t xml:space="preserve"> apt install -y apache2</w:t>
-      </w:r>
-    </w:p>
-    <w:p>
-      <w:pPr>
-        <w:spacing w:after="60"/>
-        <w:ind w:left="720"/>
-        <w:rPr>
-          <w:sz w:val="24"/>
-          <w:szCs w:val="24"/>
-        </w:rPr>
-      </w:pPr>
-      <w:r>
-        <w:rPr>
-          <w:rFonts w:eastAsia="Consolas"/>
-          <w:sz w:val="24"/>
-          <w:szCs w:val="24"/>
-        </w:rPr>
-        <w:t xml:space="preserve">$ </w:t>
-      </w:r>
-      <w:proofErr w:type="spellStart"/>
-      <w:r>
-        <w:rPr>
-          <w:rFonts w:eastAsia="Consolas"/>
-          <w:sz w:val="24"/>
-          <w:szCs w:val="24"/>
-        </w:rPr>
-        <w:t>sudo</w:t>
-      </w:r>
-      <w:proofErr w:type="spellEnd"/>
-      <w:r>
-        <w:rPr>
-          <w:rFonts w:eastAsia="Consolas"/>
-          <w:sz w:val="24"/>
-          <w:szCs w:val="24"/>
-        </w:rPr>
-        <w:t xml:space="preserve"> </w:t>
-      </w:r>
-      <w:proofErr w:type="spellStart"/>
-      <w:r>
-        <w:rPr>
-          <w:rFonts w:eastAsia="Consolas"/>
-          <w:sz w:val="24"/>
-          <w:szCs w:val="24"/>
-        </w:rPr>
-        <w:t>systemctl</w:t>
-      </w:r>
-      <w:proofErr w:type="spellEnd"/>
-      <w:r>
-        <w:rPr>
-          <w:rFonts w:eastAsia="Consolas"/>
-          <w:sz w:val="24"/>
-          <w:szCs w:val="24"/>
-        </w:rPr>
-        <w:t xml:space="preserve"> enable --now apache2</w:t>
+        <w:t>$ sudo apt install -y apache2</w:t>
+      </w:r>
+    </w:p>
+    <w:p>
+      <w:pPr>
+        <w:spacing w:after="60"/>
+        <w:ind w:left="720"/>
+        <w:rPr>
+          <w:sz w:val="24"/>
+          <w:szCs w:val="24"/>
+        </w:rPr>
+      </w:pPr>
+      <w:r>
+        <w:rPr>
+          <w:rFonts w:eastAsia="Consolas"/>
+          <w:sz w:val="24"/>
+          <w:szCs w:val="24"/>
+        </w:rPr>
+        <w:t>$ sudo systemctl enable --now apache2</w:t>
       </w:r>
     </w:p>
     <w:p>
@@ -3277,86 +1771,26 @@
           <w:sz w:val="24"/>
           <w:szCs w:val="24"/>
         </w:rPr>
-        <w:t>Important: configure /etc/apt/</w:t>
-      </w:r>
-      <w:proofErr w:type="spellStart"/>
-      <w:r>
-        <w:rPr>
-          <w:sz w:val="24"/>
-          <w:szCs w:val="24"/>
-        </w:rPr>
-        <w:t>mirror.list</w:t>
-      </w:r>
-      <w:proofErr w:type="spellEnd"/>
-      <w:r>
-        <w:rPr>
-          <w:sz w:val="24"/>
-          <w:szCs w:val="24"/>
-        </w:rPr>
-        <w:t xml:space="preserve"> similarly to </w:t>
-      </w:r>
-      <w:proofErr w:type="spellStart"/>
-      <w:r>
-        <w:rPr>
-          <w:sz w:val="24"/>
-          <w:szCs w:val="24"/>
-        </w:rPr>
-        <w:t>sources.list</w:t>
-      </w:r>
-      <w:proofErr w:type="spellEnd"/>
-      <w:r>
-        <w:rPr>
-          <w:sz w:val="24"/>
-          <w:szCs w:val="24"/>
-        </w:rPr>
-        <w:t>.</w:t>
-      </w:r>
-    </w:p>
-    <w:p>
-      <w:pPr>
-        <w:spacing w:after="60"/>
-        <w:ind w:left="720"/>
-        <w:rPr>
-          <w:sz w:val="24"/>
-          <w:szCs w:val="24"/>
-        </w:rPr>
-      </w:pPr>
-      <w:r>
-        <w:rPr>
-          <w:rFonts w:eastAsia="Consolas"/>
-          <w:sz w:val="24"/>
-          <w:szCs w:val="24"/>
-        </w:rPr>
-        <w:t xml:space="preserve">$ </w:t>
-      </w:r>
-      <w:proofErr w:type="spellStart"/>
-      <w:r>
-        <w:rPr>
-          <w:rFonts w:eastAsia="Consolas"/>
-          <w:sz w:val="24"/>
-          <w:szCs w:val="24"/>
-        </w:rPr>
-        <w:t>sudo</w:t>
-      </w:r>
-      <w:proofErr w:type="spellEnd"/>
-      <w:r>
-        <w:rPr>
-          <w:rFonts w:eastAsia="Consolas"/>
-          <w:sz w:val="24"/>
-          <w:szCs w:val="24"/>
-        </w:rPr>
-        <w:t xml:space="preserve"> cp /etc/apt/</w:t>
-      </w:r>
-      <w:proofErr w:type="spellStart"/>
-      <w:r>
-        <w:rPr>
-          <w:rFonts w:eastAsia="Consolas"/>
-          <w:sz w:val="24"/>
-          <w:szCs w:val="24"/>
-        </w:rPr>
-        <w:t>mirror.list</w:t>
-      </w:r>
-      <w:proofErr w:type="spellEnd"/>
+        <w:t>Important: configure /etc/apt/mirror.list similarly to sources.list.</w:t>
+      </w:r>
+    </w:p>
+    <w:p>
+      <w:pPr>
+        <w:spacing w:after="60"/>
+        <w:ind w:left="720"/>
+        <w:rPr>
+          <w:sz w:val="24"/>
+          <w:szCs w:val="24"/>
+        </w:rPr>
+      </w:pPr>
+      <w:r>
+        <w:rPr>
+          <w:rFonts w:eastAsia="Consolas"/>
+          <w:sz w:val="24"/>
+          <w:szCs w:val="24"/>
+        </w:rPr>
+        <w:t xml:space="preserve">$ sudo cp /etc/apt/mirror.list </w:t>
+      </w:r>
       <w:r>
         <w:rPr>
           <w:rFonts w:eastAsia="Consolas"/>
@@ -3371,105 +1805,59 @@
           <w:sz w:val="24"/>
           <w:szCs w:val="24"/>
         </w:rPr>
-        <w:t xml:space="preserve"> </w:t>
-      </w:r>
-      <w:r>
-        <w:rPr>
-          <w:rFonts w:eastAsia="Consolas"/>
-          <w:sz w:val="24"/>
-          <w:szCs w:val="24"/>
-        </w:rPr>
-        <w:t>/etc/apt/</w:t>
-      </w:r>
-      <w:proofErr w:type="spellStart"/>
-      <w:r>
-        <w:rPr>
-          <w:rFonts w:eastAsia="Consolas"/>
-          <w:sz w:val="24"/>
-          <w:szCs w:val="24"/>
-        </w:rPr>
-        <w:t>mirror.list.bak</w:t>
-      </w:r>
-      <w:proofErr w:type="spellEnd"/>
-    </w:p>
-    <w:p>
-      <w:pPr>
-        <w:spacing w:after="60"/>
-        <w:ind w:left="720"/>
-        <w:rPr>
-          <w:rFonts w:eastAsia="Consolas"/>
-          <w:sz w:val="24"/>
-          <w:szCs w:val="24"/>
-        </w:rPr>
-      </w:pPr>
-      <w:r>
-        <w:rPr>
-          <w:rFonts w:eastAsia="Consolas"/>
-          <w:sz w:val="24"/>
-          <w:szCs w:val="24"/>
-        </w:rPr>
-        <w:t xml:space="preserve">$ </w:t>
-      </w:r>
-      <w:proofErr w:type="spellStart"/>
-      <w:r>
-        <w:rPr>
-          <w:rFonts w:eastAsia="Consolas"/>
-          <w:sz w:val="24"/>
-          <w:szCs w:val="24"/>
-        </w:rPr>
-        <w:t>sudo</w:t>
-      </w:r>
-      <w:proofErr w:type="spellEnd"/>
-      <w:r>
-        <w:rPr>
-          <w:rFonts w:eastAsia="Consolas"/>
-          <w:sz w:val="24"/>
-          <w:szCs w:val="24"/>
-        </w:rPr>
-        <w:t xml:space="preserve"> vim /etc/apt/</w:t>
-      </w:r>
-      <w:proofErr w:type="spellStart"/>
-      <w:r>
-        <w:rPr>
-          <w:rFonts w:eastAsia="Consolas"/>
-          <w:sz w:val="24"/>
-          <w:szCs w:val="24"/>
-        </w:rPr>
-        <w:t>mirror.list</w:t>
-      </w:r>
-      <w:proofErr w:type="spellEnd"/>
-    </w:p>
-    <w:p>
-      <w:pPr>
-        <w:spacing w:after="60"/>
-        <w:ind w:left="720"/>
-        <w:rPr>
-          <w:sz w:val="24"/>
-          <w:szCs w:val="24"/>
-        </w:rPr>
-      </w:pPr>
-      <w:r>
-        <w:rPr>
-          <w:sz w:val="24"/>
-          <w:szCs w:val="24"/>
-        </w:rPr>
-        <w:t xml:space="preserve">$ </w:t>
-      </w:r>
-      <w:proofErr w:type="spellStart"/>
-      <w:r>
-        <w:rPr>
-          <w:sz w:val="24"/>
-          <w:szCs w:val="24"/>
-        </w:rPr>
-        <w:t>sudo</w:t>
-      </w:r>
-      <w:proofErr w:type="spellEnd"/>
-      <w:r>
-        <w:rPr>
-          <w:sz w:val="24"/>
-          <w:szCs w:val="24"/>
-        </w:rPr>
-        <w:t xml:space="preserve"> apt-mirror</w:t>
+        <w:t>/etc/apt/mirror.list.bak</w:t>
+      </w:r>
+    </w:p>
+    <w:p>
+      <w:pPr>
+        <w:spacing w:after="60"/>
+        <w:ind w:left="720"/>
+        <w:rPr>
+          <w:rFonts w:eastAsia="Consolas"/>
+          <w:sz w:val="24"/>
+          <w:szCs w:val="24"/>
+        </w:rPr>
+      </w:pPr>
+      <w:r>
+        <w:rPr>
+          <w:rFonts w:eastAsia="Consolas"/>
+          <w:sz w:val="24"/>
+          <w:szCs w:val="24"/>
+        </w:rPr>
+        <w:t>$ sudo vim /etc/apt/mirror.list</w:t>
+      </w:r>
+      <w:r>
+        <w:rPr>
+          <w:rFonts w:eastAsia="Consolas"/>
+          <w:sz w:val="24"/>
+          <w:szCs w:val="24"/>
+        </w:rPr>
+        <w:t xml:space="preserve"> =&gt; Refer apt-mirror config reference</w:t>
+      </w:r>
+      <w:r>
+        <w:rPr>
+          <w:rFonts w:eastAsia="Consolas"/>
+          <w:sz w:val="24"/>
+          <w:szCs w:val="24"/>
+        </w:rPr>
+        <w:t xml:space="preserve"> (alter as we need)</w:t>
+      </w:r>
+    </w:p>
+    <w:p>
+      <w:pPr>
+        <w:spacing w:after="60"/>
+        <w:ind w:left="720"/>
+        <w:rPr>
+          <w:sz w:val="24"/>
+          <w:szCs w:val="24"/>
+        </w:rPr>
+      </w:pPr>
+      <w:r>
+        <w:rPr>
+          <w:sz w:val="24"/>
+          <w:szCs w:val="24"/>
+        </w:rPr>
+        <w:t>$ sudo apt-mirror</w:t>
       </w:r>
       <w:r>
         <w:rPr>
@@ -3501,56 +1889,24 @@
           <w:sz w:val="24"/>
           <w:szCs w:val="24"/>
         </w:rPr>
-        <w:t>$ du -</w:t>
-      </w:r>
-      <w:proofErr w:type="spellStart"/>
-      <w:r>
-        <w:rPr>
-          <w:sz w:val="24"/>
-          <w:szCs w:val="24"/>
-        </w:rPr>
-        <w:t>sh</w:t>
-      </w:r>
-      <w:proofErr w:type="spellEnd"/>
-      <w:r>
-        <w:rPr>
-          <w:sz w:val="24"/>
-          <w:szCs w:val="24"/>
-        </w:rPr>
-        <w:t xml:space="preserve"> /var/spool/apt-mirror</w:t>
-      </w:r>
-    </w:p>
-    <w:p>
-      <w:pPr>
-        <w:spacing w:after="60"/>
-        <w:ind w:left="720"/>
-        <w:rPr>
-          <w:sz w:val="24"/>
-          <w:szCs w:val="24"/>
-        </w:rPr>
-      </w:pPr>
-      <w:r>
-        <w:rPr>
-          <w:sz w:val="24"/>
-          <w:szCs w:val="24"/>
-        </w:rPr>
-        <w:t xml:space="preserve">$ </w:t>
-      </w:r>
-      <w:proofErr w:type="spellStart"/>
-      <w:r>
-        <w:rPr>
-          <w:sz w:val="24"/>
-          <w:szCs w:val="24"/>
-        </w:rPr>
-        <w:t>sudo</w:t>
-      </w:r>
-      <w:proofErr w:type="spellEnd"/>
-      <w:r>
-        <w:rPr>
-          <w:sz w:val="24"/>
-          <w:szCs w:val="24"/>
-        </w:rPr>
-        <w:t xml:space="preserve"> cp -r /var/spool/apt-mirror/mirror/* /var/www/html/ubuntu/archive/</w:t>
+        <w:t>$ du -sh /var/spool/apt-mirror</w:t>
+      </w:r>
+    </w:p>
+    <w:p>
+      <w:pPr>
+        <w:spacing w:after="60"/>
+        <w:ind w:left="720"/>
+        <w:rPr>
+          <w:sz w:val="24"/>
+          <w:szCs w:val="24"/>
+        </w:rPr>
+      </w:pPr>
+      <w:r>
+        <w:rPr>
+          <w:sz w:val="24"/>
+          <w:szCs w:val="24"/>
+        </w:rPr>
+        <w:t>$ sudo cp -r /var/spool/apt-mirror/mirror/* /var/www/html/ubuntu/archive/</w:t>
       </w:r>
     </w:p>
     <w:p>
@@ -3588,77 +1944,25 @@
           <w:sz w:val="24"/>
           <w:szCs w:val="24"/>
         </w:rPr>
-        <w:t xml:space="preserve">Point the target system's </w:t>
-      </w:r>
-      <w:proofErr w:type="spellStart"/>
-      <w:r>
-        <w:rPr>
-          <w:sz w:val="24"/>
-          <w:szCs w:val="24"/>
-        </w:rPr>
-        <w:t>sources.list</w:t>
-      </w:r>
-      <w:proofErr w:type="spellEnd"/>
-      <w:r>
-        <w:rPr>
-          <w:sz w:val="24"/>
-          <w:szCs w:val="24"/>
-        </w:rPr>
-        <w:t xml:space="preserve"> at the local mirror.</w:t>
-      </w:r>
-    </w:p>
-    <w:p>
-      <w:pPr>
-        <w:spacing w:after="60"/>
-        <w:ind w:left="720"/>
-        <w:rPr>
-          <w:sz w:val="24"/>
-          <w:szCs w:val="24"/>
-        </w:rPr>
-      </w:pPr>
-      <w:r>
-        <w:rPr>
-          <w:rFonts w:eastAsia="Consolas"/>
-          <w:sz w:val="24"/>
-          <w:szCs w:val="24"/>
-        </w:rPr>
-        <w:t xml:space="preserve">$ </w:t>
-      </w:r>
-      <w:proofErr w:type="spellStart"/>
-      <w:r>
-        <w:rPr>
-          <w:rFonts w:eastAsia="Consolas"/>
-          <w:sz w:val="24"/>
-          <w:szCs w:val="24"/>
-        </w:rPr>
-        <w:t>sudo</w:t>
-      </w:r>
-      <w:proofErr w:type="spellEnd"/>
-      <w:r>
-        <w:rPr>
-          <w:rFonts w:eastAsia="Consolas"/>
-          <w:sz w:val="24"/>
-          <w:szCs w:val="24"/>
-        </w:rPr>
-        <w:t xml:space="preserve"> tee /etc/apt/</w:t>
-      </w:r>
-      <w:proofErr w:type="spellStart"/>
-      <w:r>
-        <w:rPr>
-          <w:rFonts w:eastAsia="Consolas"/>
-          <w:sz w:val="24"/>
-          <w:szCs w:val="24"/>
-        </w:rPr>
-        <w:t>sources.list</w:t>
-      </w:r>
-      <w:proofErr w:type="spellEnd"/>
-      <w:r>
-        <w:rPr>
-          <w:rFonts w:eastAsia="Consolas"/>
-          <w:sz w:val="24"/>
-          <w:szCs w:val="24"/>
-        </w:rPr>
-        <w:t xml:space="preserve"> &lt;&lt;</w:t>
+        <w:t>Point the target system's sources.list at the local mirror.</w:t>
+      </w:r>
+    </w:p>
+    <w:p>
+      <w:pPr>
+        <w:spacing w:after="60"/>
+        <w:ind w:left="720"/>
+        <w:rPr>
+          <w:sz w:val="24"/>
+          <w:szCs w:val="24"/>
+        </w:rPr>
+      </w:pPr>
+      <w:r>
+        <w:rPr>
+          <w:rFonts w:eastAsia="Consolas"/>
+          <w:sz w:val="24"/>
+          <w:szCs w:val="24"/>
+        </w:rPr>
+        <w:t>$ sudo tee /etc/apt/sources.list &lt;&lt;</w:t>
       </w:r>
       <w:r>
         <w:rPr>
@@ -3749,173 +2053,43 @@
           <w:sz w:val="24"/>
           <w:szCs w:val="24"/>
         </w:rPr>
-        <w:t xml:space="preserve">$ </w:t>
-      </w:r>
-      <w:proofErr w:type="spellStart"/>
-      <w:r>
-        <w:rPr>
-          <w:rFonts w:eastAsia="Consolas"/>
-          <w:sz w:val="24"/>
-          <w:szCs w:val="24"/>
-        </w:rPr>
-        <w:t>sudo</w:t>
-      </w:r>
-      <w:proofErr w:type="spellEnd"/>
-      <w:r>
-        <w:rPr>
-          <w:rFonts w:eastAsia="Consolas"/>
-          <w:sz w:val="24"/>
-          <w:szCs w:val="24"/>
-        </w:rPr>
-        <w:t xml:space="preserve"> </w:t>
-      </w:r>
-      <w:proofErr w:type="spellStart"/>
-      <w:r>
-        <w:rPr>
-          <w:rFonts w:eastAsia="Consolas"/>
-          <w:sz w:val="24"/>
-          <w:szCs w:val="24"/>
-        </w:rPr>
-        <w:t>ufw</w:t>
-      </w:r>
-      <w:proofErr w:type="spellEnd"/>
-      <w:r>
-        <w:rPr>
-          <w:rFonts w:eastAsia="Consolas"/>
-          <w:sz w:val="24"/>
-          <w:szCs w:val="24"/>
-        </w:rPr>
-        <w:t xml:space="preserve"> allow 80/</w:t>
-      </w:r>
-      <w:proofErr w:type="spellStart"/>
-      <w:r>
-        <w:rPr>
-          <w:rFonts w:eastAsia="Consolas"/>
-          <w:sz w:val="24"/>
-          <w:szCs w:val="24"/>
-        </w:rPr>
-        <w:t>tcp</w:t>
-      </w:r>
-      <w:proofErr w:type="spellEnd"/>
-    </w:p>
-    <w:p>
-      <w:pPr>
-        <w:spacing w:after="60"/>
-        <w:ind w:left="720"/>
-        <w:rPr>
-          <w:rFonts w:eastAsia="Consolas"/>
-          <w:sz w:val="24"/>
-          <w:szCs w:val="24"/>
-        </w:rPr>
-      </w:pPr>
-      <w:r>
-        <w:rPr>
-          <w:rFonts w:eastAsia="Consolas"/>
-          <w:sz w:val="24"/>
-          <w:szCs w:val="24"/>
-        </w:rPr>
-        <w:t xml:space="preserve">$ </w:t>
-      </w:r>
-      <w:proofErr w:type="spellStart"/>
-      <w:r>
-        <w:rPr>
-          <w:rFonts w:eastAsia="Consolas"/>
-          <w:sz w:val="24"/>
-          <w:szCs w:val="24"/>
-        </w:rPr>
-        <w:t>sudo</w:t>
-      </w:r>
-      <w:proofErr w:type="spellEnd"/>
-      <w:r>
-        <w:rPr>
-          <w:rFonts w:eastAsia="Consolas"/>
-          <w:sz w:val="24"/>
-          <w:szCs w:val="24"/>
-        </w:rPr>
-        <w:t xml:space="preserve"> </w:t>
-      </w:r>
-      <w:proofErr w:type="spellStart"/>
-      <w:r>
-        <w:rPr>
-          <w:rFonts w:eastAsia="Consolas"/>
-          <w:sz w:val="24"/>
-          <w:szCs w:val="24"/>
-        </w:rPr>
-        <w:t>ufw</w:t>
-      </w:r>
-      <w:proofErr w:type="spellEnd"/>
-      <w:r>
-        <w:rPr>
-          <w:rFonts w:eastAsia="Consolas"/>
-          <w:sz w:val="24"/>
-          <w:szCs w:val="24"/>
-        </w:rPr>
-        <w:t xml:space="preserve"> status</w:t>
-      </w:r>
-    </w:p>
-    <w:p>
-      <w:pPr>
-        <w:spacing w:after="60"/>
-        <w:ind w:left="720"/>
-        <w:rPr>
-          <w:sz w:val="24"/>
-          <w:szCs w:val="24"/>
-        </w:rPr>
-      </w:pPr>
-      <w:r>
-        <w:rPr>
-          <w:sz w:val="24"/>
-          <w:szCs w:val="24"/>
-        </w:rPr>
-        <w:t xml:space="preserve">$ </w:t>
-      </w:r>
-      <w:proofErr w:type="spellStart"/>
-      <w:r>
-        <w:rPr>
-          <w:sz w:val="24"/>
-          <w:szCs w:val="24"/>
-        </w:rPr>
-        <w:t>sudo</w:t>
-      </w:r>
-      <w:proofErr w:type="spellEnd"/>
-      <w:r>
-        <w:rPr>
-          <w:sz w:val="24"/>
-          <w:szCs w:val="24"/>
-        </w:rPr>
-        <w:t xml:space="preserve"> apt clean &amp;&amp; </w:t>
-      </w:r>
-      <w:proofErr w:type="spellStart"/>
-      <w:r>
-        <w:rPr>
-          <w:sz w:val="24"/>
-          <w:szCs w:val="24"/>
-        </w:rPr>
-        <w:t>sudo</w:t>
-      </w:r>
-      <w:proofErr w:type="spellEnd"/>
-      <w:r>
-        <w:rPr>
-          <w:sz w:val="24"/>
-          <w:szCs w:val="24"/>
-        </w:rPr>
-        <w:t xml:space="preserve"> rm -rf /var/lib/apt/lists/* &amp;&amp; </w:t>
-      </w:r>
-      <w:proofErr w:type="spellStart"/>
-      <w:r>
-        <w:rPr>
-          <w:sz w:val="24"/>
-          <w:szCs w:val="24"/>
-        </w:rPr>
-        <w:t>sudo</w:t>
-      </w:r>
-      <w:proofErr w:type="spellEnd"/>
-      <w:r>
-        <w:rPr>
-          <w:sz w:val="24"/>
-          <w:szCs w:val="24"/>
-        </w:rPr>
-        <w:t xml:space="preserve"> apt update</w:t>
+        <w:t>$ sudo ufw allow 80/tcp</w:t>
+      </w:r>
+    </w:p>
+    <w:p>
+      <w:pPr>
+        <w:spacing w:after="60"/>
+        <w:ind w:left="720"/>
+        <w:rPr>
+          <w:rFonts w:eastAsia="Consolas"/>
+          <w:sz w:val="24"/>
+          <w:szCs w:val="24"/>
+        </w:rPr>
+      </w:pPr>
+      <w:r>
+        <w:rPr>
+          <w:rFonts w:eastAsia="Consolas"/>
+          <w:sz w:val="24"/>
+          <w:szCs w:val="24"/>
+        </w:rPr>
+        <w:t>$ sudo ufw status</w:t>
+      </w:r>
+    </w:p>
+    <w:p>
+      <w:pPr>
+        <w:spacing w:after="60"/>
+        <w:ind w:left="720"/>
+        <w:rPr>
+          <w:sz w:val="24"/>
+          <w:szCs w:val="24"/>
+        </w:rPr>
+      </w:pPr>
+      <w:r>
+        <w:rPr>
+          <w:sz w:val="24"/>
+          <w:szCs w:val="24"/>
+        </w:rPr>
+        <w:t>$ sudo apt clean &amp;&amp; sudo rm -rf /var/lib/apt/lists/* &amp;&amp; sudo apt update</w:t>
       </w:r>
     </w:p>
     <w:p>
@@ -3926,6 +2100,64 @@
           <w:szCs w:val="24"/>
         </w:rPr>
       </w:pPr>
+      <w:r>
+        <w:rPr>
+          <w:b/>
+          <w:bCs/>
+          <w:sz w:val="24"/>
+          <w:szCs w:val="24"/>
+        </w:rPr>
+        <w:t>apt-mirror config reference</w:t>
+      </w:r>
+      <w:r>
+        <w:rPr>
+          <w:sz w:val="24"/>
+          <w:szCs w:val="24"/>
+        </w:rPr>
+        <w:t xml:space="preserve">: </w:t>
+      </w:r>
+      <w:hyperlink r:id="rId5" w:anchor="configuring-apt-mirror" w:history="1">
+        <w:r>
+          <w:rPr>
+            <w:rStyle w:val="Hyperlink"/>
+            <w:sz w:val="24"/>
+            <w:szCs w:val="24"/>
+          </w:rPr>
+          <w:t>https://oneuptim</w:t>
+        </w:r>
+        <w:r>
+          <w:rPr>
+            <w:rStyle w:val="Hyperlink"/>
+            <w:sz w:val="24"/>
+            <w:szCs w:val="24"/>
+          </w:rPr>
+          <w:t>e</w:t>
+        </w:r>
+        <w:r>
+          <w:rPr>
+            <w:rStyle w:val="Hyperlink"/>
+            <w:sz w:val="24"/>
+            <w:szCs w:val="24"/>
+          </w:rPr>
+          <w:t>.com/blog/post/2026-03-02-setup-local-apt-repository-mirror-apt-mirror-ubuntu/view#c</w:t>
+        </w:r>
+        <w:r>
+          <w:rPr>
+            <w:rStyle w:val="Hyperlink"/>
+            <w:sz w:val="24"/>
+            <w:szCs w:val="24"/>
+          </w:rPr>
+          <w:t>o</w:t>
+        </w:r>
+        <w:r>
+          <w:rPr>
+            <w:rStyle w:val="Hyperlink"/>
+            <w:sz w:val="24"/>
+            <w:szCs w:val="24"/>
+          </w:rPr>
+          <w:t>nfiguring-apt-mirror</w:t>
+        </w:r>
+      </w:hyperlink>
     </w:p>
     <w:p>
       <w:pPr>
@@ -3997,7 +2229,7 @@
                     </pic:cNvPicPr>
                   </pic:nvPicPr>
                   <pic:blipFill rotWithShape="1">
-                    <a:blip r:embed="rId5">
+                    <a:blip r:embed="rId6">
                       <a:extLst>
                         <a:ext uri="{28A0092B-C50C-407E-A947-70E740481C1C}">
                           <a14:useLocalDpi xmlns:a14="http://schemas.microsoft.com/office/drawing/2010/main" val="0"/>
@@ -4059,7 +2291,6 @@
           <w:szCs w:val="24"/>
           <w:u w:val="single"/>
         </w:rPr>
-        <w:lastRenderedPageBreak/>
         <w:t>Cluster Overview</w:t>
       </w:r>
     </w:p>
@@ -4188,23 +2419,7 @@
           <w:sz w:val="24"/>
           <w:szCs w:val="24"/>
         </w:rPr>
-        <w:t xml:space="preserve">3 </w:t>
-      </w:r>
-      <w:proofErr w:type="spellStart"/>
-      <w:r>
-        <w:rPr>
-          <w:sz w:val="24"/>
-          <w:szCs w:val="24"/>
-        </w:rPr>
-        <w:t>HAProxy</w:t>
-      </w:r>
-      <w:proofErr w:type="spellEnd"/>
-      <w:r>
-        <w:rPr>
-          <w:sz w:val="24"/>
-          <w:szCs w:val="24"/>
-        </w:rPr>
-        <w:t xml:space="preserve"> load balancers.</w:t>
+        <w:t>3 HAProxy load balancers.</w:t>
       </w:r>
     </w:p>
     <w:p>
@@ -4225,23 +2440,7 @@
           <w:sz w:val="24"/>
           <w:szCs w:val="24"/>
         </w:rPr>
-        <w:t xml:space="preserve">backup, log, and </w:t>
-      </w:r>
-      <w:proofErr w:type="spellStart"/>
-      <w:r>
-        <w:rPr>
-          <w:sz w:val="24"/>
-          <w:szCs w:val="24"/>
-        </w:rPr>
-        <w:t>modelserver</w:t>
-      </w:r>
-      <w:proofErr w:type="spellEnd"/>
-      <w:r>
-        <w:rPr>
-          <w:sz w:val="24"/>
-          <w:szCs w:val="24"/>
-        </w:rPr>
-        <w:t xml:space="preserve"> nodes.</w:t>
+        <w:t>backup, log, and modelserver nodes.</w:t>
       </w:r>
     </w:p>
     <w:p>
@@ -4339,7 +2538,6 @@
         </w:rPr>
         <w:t xml:space="preserve">2) </w:t>
       </w:r>
-      <w:proofErr w:type="spellStart"/>
       <w:r>
         <w:rPr>
           <w:b/>
@@ -4347,9 +2545,33 @@
           <w:sz w:val="24"/>
           <w:szCs w:val="24"/>
         </w:rPr>
-        <w:t>kfc</w:t>
-      </w:r>
-      <w:proofErr w:type="spellEnd"/>
+        <w:t>kfc nodes</w:t>
+      </w:r>
+    </w:p>
+    <w:p>
+      <w:pPr>
+        <w:spacing w:after="160"/>
+        <w:rPr>
+          <w:sz w:val="24"/>
+          <w:szCs w:val="24"/>
+        </w:rPr>
+      </w:pPr>
+      <w:r>
+        <w:rPr>
+          <w:sz w:val="24"/>
+          <w:szCs w:val="24"/>
+        </w:rPr>
+        <w:t>Data-streaming service to the app. Data lives in /App/kafka. Streams events, logs, and sensor/inference data to the model server. kfc-1 has 2.5 TB of additional disk space.</w:t>
+      </w:r>
+    </w:p>
+    <w:p>
+      <w:pPr>
+        <w:spacing w:before="200" w:after="100"/>
+        <w:rPr>
+          <w:sz w:val="24"/>
+          <w:szCs w:val="24"/>
+        </w:rPr>
+      </w:pPr>
       <w:r>
         <w:rPr>
           <w:b/>
@@ -4357,49 +2579,8 @@
           <w:sz w:val="24"/>
           <w:szCs w:val="24"/>
         </w:rPr>
-        <w:t xml:space="preserve"> nodes</w:t>
-      </w:r>
-    </w:p>
-    <w:p>
-      <w:pPr>
-        <w:spacing w:after="160"/>
-        <w:rPr>
-          <w:sz w:val="24"/>
-          <w:szCs w:val="24"/>
-        </w:rPr>
-      </w:pPr>
-      <w:r>
-        <w:rPr>
-          <w:sz w:val="24"/>
-          <w:szCs w:val="24"/>
-        </w:rPr>
-        <w:t>Data-streaming service to the app. Data lives in /App/</w:t>
-      </w:r>
-      <w:proofErr w:type="spellStart"/>
-      <w:r>
-        <w:rPr>
-          <w:sz w:val="24"/>
-          <w:szCs w:val="24"/>
-        </w:rPr>
-        <w:t>kafka</w:t>
-      </w:r>
-      <w:proofErr w:type="spellEnd"/>
-      <w:r>
-        <w:rPr>
-          <w:sz w:val="24"/>
-          <w:szCs w:val="24"/>
-        </w:rPr>
-        <w:t>. Streams events, logs, and sensor/inference data to the model server. kfc-1 has 2.5 TB of additional disk space.</w:t>
-      </w:r>
-    </w:p>
-    <w:p>
-      <w:pPr>
-        <w:spacing w:before="200" w:after="100"/>
-        <w:rPr>
-          <w:sz w:val="24"/>
-          <w:szCs w:val="24"/>
-        </w:rPr>
-      </w:pPr>
+        <w:t xml:space="preserve">3) </w:t>
+      </w:r>
       <w:r>
         <w:rPr>
           <w:b/>
@@ -4407,9 +2588,33 @@
           <w:sz w:val="24"/>
           <w:szCs w:val="24"/>
         </w:rPr>
-        <w:t xml:space="preserve">3) </w:t>
-      </w:r>
-      <w:proofErr w:type="spellStart"/>
+        <w:t>crs nodes</w:t>
+      </w:r>
+    </w:p>
+    <w:p>
+      <w:pPr>
+        <w:spacing w:after="160"/>
+        <w:rPr>
+          <w:sz w:val="24"/>
+          <w:szCs w:val="24"/>
+        </w:rPr>
+      </w:pPr>
+      <w:r>
+        <w:rPr>
+          <w:sz w:val="24"/>
+          <w:szCs w:val="24"/>
+        </w:rPr>
+        <w:t>Store persistent data at /App/cassandra. Cassandra is the system of record for whatever Kafka streams, and handles node-failure replication. crs-1 has 6.2 TB of additional disk.</w:t>
+      </w:r>
+    </w:p>
+    <w:p>
+      <w:pPr>
+        <w:spacing w:before="200" w:after="100"/>
+        <w:rPr>
+          <w:sz w:val="24"/>
+          <w:szCs w:val="24"/>
+        </w:rPr>
+      </w:pPr>
       <w:r>
         <w:rPr>
           <w:b/>
@@ -4417,9 +2622,8 @@
           <w:sz w:val="24"/>
           <w:szCs w:val="24"/>
         </w:rPr>
-        <w:t>crs</w:t>
-      </w:r>
-      <w:proofErr w:type="spellEnd"/>
+        <w:t xml:space="preserve">4) </w:t>
+      </w:r>
       <w:r>
         <w:rPr>
           <w:b/>
@@ -4427,7 +2631,7 @@
           <w:sz w:val="24"/>
           <w:szCs w:val="24"/>
         </w:rPr>
-        <w:t xml:space="preserve"> nodes</w:t>
+        <w:t>HAProxy</w:t>
       </w:r>
     </w:p>
     <w:p>
@@ -4443,23 +2647,7 @@
           <w:sz w:val="24"/>
           <w:szCs w:val="24"/>
         </w:rPr>
-        <w:t>Store persistent data at /App/</w:t>
-      </w:r>
-      <w:proofErr w:type="spellStart"/>
-      <w:r>
-        <w:rPr>
-          <w:sz w:val="24"/>
-          <w:szCs w:val="24"/>
-        </w:rPr>
-        <w:t>cassandra</w:t>
-      </w:r>
-      <w:proofErr w:type="spellEnd"/>
-      <w:r>
-        <w:rPr>
-          <w:sz w:val="24"/>
-          <w:szCs w:val="24"/>
-        </w:rPr>
-        <w:t>. Cassandra is the system of record for whatever Kafka streams, and handles node-failure replication. crs-1 has 6.2 TB of additional disk.</w:t>
+        <w:t>High-Availability load balancer / reverse proxy. Distributes incoming traffic across backend services.</w:t>
       </w:r>
     </w:p>
     <w:p>
@@ -4477,9 +2665,8 @@
           <w:sz w:val="24"/>
           <w:szCs w:val="24"/>
         </w:rPr>
-        <w:t xml:space="preserve">4) </w:t>
-      </w:r>
-      <w:proofErr w:type="spellStart"/>
+        <w:t xml:space="preserve">5) </w:t>
+      </w:r>
       <w:r>
         <w:rPr>
           <w:b/>
@@ -4487,9 +2674,8 @@
           <w:sz w:val="24"/>
           <w:szCs w:val="24"/>
         </w:rPr>
-        <w:t>HAProxy</w:t>
-      </w:r>
-      <w:proofErr w:type="spellEnd"/>
+        <w:t>backup</w:t>
+      </w:r>
     </w:p>
     <w:p>
       <w:pPr>
@@ -4504,7 +2690,7 @@
           <w:sz w:val="24"/>
           <w:szCs w:val="24"/>
         </w:rPr>
-        <w:t>High-Availability load balancer / reverse proxy. Distributes incoming traffic across backend services.</w:t>
+        <w:t>Runs the backup jobs for the cluster.</w:t>
       </w:r>
     </w:p>
     <w:p>
@@ -4522,7 +2708,7 @@
           <w:sz w:val="24"/>
           <w:szCs w:val="24"/>
         </w:rPr>
-        <w:t xml:space="preserve">5) </w:t>
+        <w:t xml:space="preserve">6) </w:t>
       </w:r>
       <w:r>
         <w:rPr>
@@ -4531,7 +2717,7 @@
           <w:sz w:val="24"/>
           <w:szCs w:val="24"/>
         </w:rPr>
-        <w:t>backup</w:t>
+        <w:t>logserver</w:t>
       </w:r>
     </w:p>
     <w:p>
@@ -4547,7 +2733,7 @@
           <w:sz w:val="24"/>
           <w:szCs w:val="24"/>
         </w:rPr>
-        <w:t>Runs the backup jobs for the cluster.</w:t>
+        <w:t>Centralized log collection/indexing. Aggregates logs across the cluster for monitoring and troubleshooting.</w:t>
       </w:r>
     </w:p>
     <w:p>
@@ -4565,9 +2751,8 @@
           <w:sz w:val="24"/>
           <w:szCs w:val="24"/>
         </w:rPr>
-        <w:t xml:space="preserve">6) </w:t>
-      </w:r>
-      <w:proofErr w:type="spellStart"/>
+        <w:t xml:space="preserve">7) </w:t>
+      </w:r>
       <w:r>
         <w:rPr>
           <w:b/>
@@ -4575,54 +2760,8 @@
           <w:sz w:val="24"/>
           <w:szCs w:val="24"/>
         </w:rPr>
-        <w:t>logserver</w:t>
-      </w:r>
-      <w:proofErr w:type="spellEnd"/>
-    </w:p>
-    <w:p>
-      <w:pPr>
-        <w:spacing w:after="160"/>
-        <w:rPr>
-          <w:sz w:val="24"/>
-          <w:szCs w:val="24"/>
-        </w:rPr>
-      </w:pPr>
-      <w:r>
-        <w:rPr>
-          <w:sz w:val="24"/>
-          <w:szCs w:val="24"/>
-        </w:rPr>
-        <w:t>Centralized log collection/indexing. Aggregates logs across the cluster for monitoring and troubleshooting.</w:t>
-      </w:r>
-    </w:p>
-    <w:p>
-      <w:pPr>
-        <w:spacing w:before="200" w:after="100"/>
-        <w:rPr>
-          <w:sz w:val="24"/>
-          <w:szCs w:val="24"/>
-        </w:rPr>
-      </w:pPr>
-      <w:r>
-        <w:rPr>
-          <w:b/>
-          <w:bCs/>
-          <w:sz w:val="24"/>
-          <w:szCs w:val="24"/>
-        </w:rPr>
-        <w:t xml:space="preserve">7) </w:t>
-      </w:r>
-      <w:proofErr w:type="spellStart"/>
-      <w:r>
-        <w:rPr>
-          <w:b/>
-          <w:bCs/>
-          <w:sz w:val="24"/>
-          <w:szCs w:val="24"/>
-        </w:rPr>
         <w:t>modelserver</w:t>
       </w:r>
-      <w:proofErr w:type="spellEnd"/>
     </w:p>
     <w:p>
       <w:pPr>
@@ -5523,6 +3662,18 @@
       <w:shd w:val="clear" w:color="auto" w:fill="E1DFDD"/>
     </w:rPr>
   </w:style>
+  <w:style w:type="character" w:styleId="FollowedHyperlink">
+    <w:name w:val="FollowedHyperlink"/>
+    <w:basedOn w:val="DefaultParagraphFont"/>
+    <w:uiPriority w:val="99"/>
+    <w:semiHidden/>
+    <w:unhideWhenUsed/>
+    <w:rsid w:val="00EB018A"/>
+    <w:rPr>
+      <w:color w:val="954F72" w:themeColor="followedHyperlink"/>
+      <w:u w:val="single"/>
+    </w:rPr>
+  </w:style>
 </w:styles>
 </file>
 
